--- a/docs/build-book/HouseCheck-Build-Audit.docx
+++ b/docs/build-book/HouseCheck-Build-Audit.docx
@@ -61,63 +61,44 @@
       </w:pPr>
       <w:r>
         <w:rPr/>
-        <w:t>14 chapters · 28,131 words</w:t>
-      </w:r>
-    </w:p>
-    <w:p>
-      <w:pPr>
-        <w:pStyle w:val="BodyText"/>
-        <w:bidi w:val="0"/>
-        <w:spacing w:before="200" w:after="200"/>
-        <w:ind w:hanging="0" w:start="200" w:end="200"/>
-        <w:jc w:val="start"/>
-        <w:rPr>
-          <w:color w:val="1C1C1E"/>
-          <w:bdr w:val="single" w:sz="24" w:space="12" w:color="2A8440"/>
-          <w:shd w:fill="F0F0F2" w:val="clear"/>
-        </w:rPr>
-      </w:pPr>
-      <w:r>
-        <w:rPr>
-          <w:color w:val="1C1C1E"/>
-          <w:bdr w:val="single" w:sz="24" w:space="12" w:color="2A8440"/>
-          <w:shd w:fill="F0F0F2" w:val="clear"/>
+        <w:t>14 chapters · 28,132 words</w:t>
+      </w:r>
+    </w:p>
+    <w:p>
+      <w:pPr>
+        <w:pStyle w:val="BlockQuotation"/>
+        <w:bidi w:val="0"/>
+        <w:jc w:val="start"/>
+        <w:rPr>
+          <w:b/>
+        </w:rPr>
+      </w:pPr>
+      <w:r>
+        <w:rPr>
+          <w:b/>
         </w:rPr>
         <w:t>THE ARGUMENT, ONCE</w:t>
       </w:r>
     </w:p>
     <w:p>
       <w:pPr>
-        <w:pStyle w:val="BodyText"/>
-        <w:bidi w:val="0"/>
-        <w:spacing w:before="200" w:after="200"/>
-        <w:ind w:hanging="0" w:start="200" w:end="200"/>
-        <w:jc w:val="start"/>
-        <w:rPr/>
-      </w:pPr>
-      <w:r>
-        <w:rPr>
-          <w:color w:val="1C1C1E"/>
-          <w:bdr w:val="single" w:sz="24" w:space="12" w:color="2A8440"/>
-          <w:shd w:fill="F0F0F2" w:val="clear"/>
-        </w:rPr>
+        <w:pStyle w:val="BlockQuotation"/>
+        <w:bidi w:val="0"/>
+        <w:jc w:val="start"/>
+        <w:rPr/>
+      </w:pPr>
+      <w:r>
+        <w:rPr/>
         <w:t xml:space="preserve">Every load-bearing decision in this codebase was forced by a trust constraint, not a performance one — and the places where the code is weakest are precisely the places where a trust constraint was expressed in prose, a comment, or a </w:t>
       </w:r>
       <w:r>
         <w:rPr>
           <w:rStyle w:val="SourceText"/>
-          <w:color w:val="1C1C1E"/>
-          <w:bdr w:val="single" w:sz="24" w:space="12" w:color="2A8440"/>
-          <w:shd w:fill="F0F0F2" w:val="clear"/>
         </w:rPr>
         <w:t>String</w:t>
       </w:r>
       <w:r>
-        <w:rPr>
-          <w:color w:val="1C1C1E"/>
-          <w:bdr w:val="single" w:sz="24" w:space="12" w:color="2A8440"/>
-          <w:shd w:fill="F0F0F2" w:val="clear"/>
-        </w:rPr>
+        <w:rPr/>
         <w:t xml:space="preserve"> instead of in a type.</w:t>
       </w:r>
     </w:p>
@@ -6793,27 +6774,27 @@
     </w:p>
     <w:tbl>
       <w:tblPr>
-        <w:tblW w:w="4993" w:type="dxa"/>
+        <w:tblW w:w="5000" w:type="pct"/>
         <w:jc w:val="start"/>
         <w:tblInd w:w="0" w:type="dxa"/>
         <w:tblLayout w:type="fixed"/>
         <w:tblCellMar>
-          <w:top w:w="28" w:type="dxa"/>
-          <w:start w:w="28" w:type="dxa"/>
-          <w:bottom w:w="28" w:type="dxa"/>
-          <w:end w:w="28" w:type="dxa"/>
+          <w:top w:w="90" w:type="dxa"/>
+          <w:start w:w="90" w:type="dxa"/>
+          <w:bottom w:w="90" w:type="dxa"/>
+          <w:end w:w="90" w:type="dxa"/>
         </w:tblCellMar>
       </w:tblPr>
       <w:tblGrid>
-        <w:gridCol w:w="2711"/>
-        <w:gridCol w:w="1189"/>
-        <w:gridCol w:w="1093"/>
+        <w:gridCol w:w="5211"/>
+        <w:gridCol w:w="2384"/>
+        <w:gridCol w:w="2150"/>
       </w:tblGrid>
       <w:tr>
         <w:trPr/>
         <w:tc>
           <w:tcPr>
-            <w:tcW w:w="2711" w:type="dxa"/>
+            <w:tcW w:w="5211" w:type="dxa"/>
             <w:tcBorders/>
             <w:vAlign w:val="center"/>
           </w:tcPr>
@@ -6837,7 +6818,7 @@
         </w:tc>
         <w:tc>
           <w:tcPr>
-            <w:tcW w:w="1189" w:type="dxa"/>
+            <w:tcW w:w="2384" w:type="dxa"/>
             <w:tcBorders/>
             <w:vAlign w:val="center"/>
           </w:tcPr>
@@ -6858,7 +6839,7 @@
         </w:tc>
         <w:tc>
           <w:tcPr>
-            <w:tcW w:w="1093" w:type="dxa"/>
+            <w:tcW w:w="2150" w:type="dxa"/>
             <w:tcBorders/>
             <w:vAlign w:val="center"/>
           </w:tcPr>
@@ -6882,7 +6863,7 @@
         <w:trPr/>
         <w:tc>
           <w:tcPr>
-            <w:tcW w:w="2711" w:type="dxa"/>
+            <w:tcW w:w="5211" w:type="dxa"/>
             <w:tcBorders/>
             <w:vAlign w:val="center"/>
           </w:tcPr>
@@ -6903,7 +6884,7 @@
         </w:tc>
         <w:tc>
           <w:tcPr>
-            <w:tcW w:w="1189" w:type="dxa"/>
+            <w:tcW w:w="2384" w:type="dxa"/>
             <w:tcBorders/>
             <w:vAlign w:val="center"/>
           </w:tcPr>
@@ -6926,7 +6907,7 @@
         </w:tc>
         <w:tc>
           <w:tcPr>
-            <w:tcW w:w="1093" w:type="dxa"/>
+            <w:tcW w:w="2150" w:type="dxa"/>
             <w:tcBorders/>
             <w:vAlign w:val="center"/>
           </w:tcPr>
@@ -6952,7 +6933,7 @@
         <w:trPr/>
         <w:tc>
           <w:tcPr>
-            <w:tcW w:w="2711" w:type="dxa"/>
+            <w:tcW w:w="5211" w:type="dxa"/>
             <w:tcBorders/>
             <w:vAlign w:val="center"/>
           </w:tcPr>
@@ -6973,7 +6954,7 @@
         </w:tc>
         <w:tc>
           <w:tcPr>
-            <w:tcW w:w="1189" w:type="dxa"/>
+            <w:tcW w:w="2384" w:type="dxa"/>
             <w:tcBorders/>
             <w:vAlign w:val="center"/>
           </w:tcPr>
@@ -6994,7 +6975,7 @@
         </w:tc>
         <w:tc>
           <w:tcPr>
-            <w:tcW w:w="1093" w:type="dxa"/>
+            <w:tcW w:w="2150" w:type="dxa"/>
             <w:tcBorders/>
             <w:vAlign w:val="center"/>
           </w:tcPr>
@@ -7018,7 +6999,7 @@
         <w:trPr/>
         <w:tc>
           <w:tcPr>
-            <w:tcW w:w="2711" w:type="dxa"/>
+            <w:tcW w:w="5211" w:type="dxa"/>
             <w:tcBorders/>
             <w:vAlign w:val="center"/>
           </w:tcPr>
@@ -7039,7 +7020,7 @@
         </w:tc>
         <w:tc>
           <w:tcPr>
-            <w:tcW w:w="1189" w:type="dxa"/>
+            <w:tcW w:w="2384" w:type="dxa"/>
             <w:tcBorders/>
             <w:vAlign w:val="center"/>
           </w:tcPr>
@@ -7060,7 +7041,7 @@
         </w:tc>
         <w:tc>
           <w:tcPr>
-            <w:tcW w:w="1093" w:type="dxa"/>
+            <w:tcW w:w="2150" w:type="dxa"/>
             <w:tcBorders/>
             <w:vAlign w:val="center"/>
           </w:tcPr>
@@ -7084,7 +7065,7 @@
         <w:trPr/>
         <w:tc>
           <w:tcPr>
-            <w:tcW w:w="2711" w:type="dxa"/>
+            <w:tcW w:w="5211" w:type="dxa"/>
             <w:tcBorders/>
             <w:vAlign w:val="center"/>
           </w:tcPr>
@@ -7105,7 +7086,7 @@
         </w:tc>
         <w:tc>
           <w:tcPr>
-            <w:tcW w:w="1189" w:type="dxa"/>
+            <w:tcW w:w="2384" w:type="dxa"/>
             <w:tcBorders/>
             <w:vAlign w:val="center"/>
           </w:tcPr>
@@ -7126,7 +7107,7 @@
         </w:tc>
         <w:tc>
           <w:tcPr>
-            <w:tcW w:w="1093" w:type="dxa"/>
+            <w:tcW w:w="2150" w:type="dxa"/>
             <w:tcBorders/>
             <w:vAlign w:val="center"/>
           </w:tcPr>
@@ -8533,7 +8514,27 @@
       </w:r>
       <w:r>
         <w:rPr/>
-        <w:t xml:space="preserve"> What does `model` encode, what does it deliberately not encode, and where is a `String` doing a job the compiler should have been given?</w:t>
+        <w:t xml:space="preserve"> What does </w:t>
+      </w:r>
+      <w:r>
+        <w:rPr>
+          <w:rStyle w:val="SourceText"/>
+        </w:rPr>
+        <w:t>model</w:t>
+      </w:r>
+      <w:r>
+        <w:rPr/>
+        <w:t xml:space="preserve"> encode, what does it deliberately not encode, and where is a </w:t>
+      </w:r>
+      <w:r>
+        <w:rPr>
+          <w:rStyle w:val="SourceText"/>
+        </w:rPr>
+        <w:t>String</w:t>
+      </w:r>
+      <w:r>
+        <w:rPr/>
+        <w:t xml:space="preserve"> doing a job the compiler should have been given?</w:t>
       </w:r>
     </w:p>
     <w:p>
@@ -10190,26 +10191,26 @@
     </w:p>
     <w:tbl>
       <w:tblPr>
-        <w:tblW w:w="5911" w:type="dxa"/>
+        <w:tblW w:w="5000" w:type="pct"/>
         <w:jc w:val="start"/>
         <w:tblInd w:w="0" w:type="dxa"/>
         <w:tblLayout w:type="fixed"/>
         <w:tblCellMar>
-          <w:top w:w="28" w:type="dxa"/>
-          <w:start w:w="28" w:type="dxa"/>
-          <w:bottom w:w="28" w:type="dxa"/>
-          <w:end w:w="28" w:type="dxa"/>
+          <w:top w:w="90" w:type="dxa"/>
+          <w:start w:w="90" w:type="dxa"/>
+          <w:bottom w:w="90" w:type="dxa"/>
+          <w:end w:w="90" w:type="dxa"/>
         </w:tblCellMar>
       </w:tblPr>
       <w:tblGrid>
-        <w:gridCol w:w="3603"/>
-        <w:gridCol w:w="2308"/>
+        <w:gridCol w:w="5936"/>
+        <w:gridCol w:w="3809"/>
       </w:tblGrid>
       <w:tr>
         <w:trPr/>
         <w:tc>
           <w:tcPr>
-            <w:tcW w:w="3603" w:type="dxa"/>
+            <w:tcW w:w="5936" w:type="dxa"/>
             <w:tcBorders/>
             <w:vAlign w:val="center"/>
           </w:tcPr>
@@ -10233,7 +10234,7 @@
         </w:tc>
         <w:tc>
           <w:tcPr>
-            <w:tcW w:w="2308" w:type="dxa"/>
+            <w:tcW w:w="3809" w:type="dxa"/>
             <w:tcBorders/>
             <w:vAlign w:val="center"/>
           </w:tcPr>
@@ -10260,7 +10261,7 @@
         <w:trPr/>
         <w:tc>
           <w:tcPr>
-            <w:tcW w:w="3603" w:type="dxa"/>
+            <w:tcW w:w="5936" w:type="dxa"/>
             <w:tcBorders/>
             <w:vAlign w:val="center"/>
           </w:tcPr>
@@ -10281,7 +10282,7 @@
         </w:tc>
         <w:tc>
           <w:tcPr>
-            <w:tcW w:w="2308" w:type="dxa"/>
+            <w:tcW w:w="3809" w:type="dxa"/>
             <w:tcBorders/>
             <w:vAlign w:val="center"/>
           </w:tcPr>
@@ -10307,7 +10308,7 @@
         <w:trPr/>
         <w:tc>
           <w:tcPr>
-            <w:tcW w:w="3603" w:type="dxa"/>
+            <w:tcW w:w="5936" w:type="dxa"/>
             <w:tcBorders/>
             <w:vAlign w:val="center"/>
           </w:tcPr>
@@ -10334,7 +10335,7 @@
         </w:tc>
         <w:tc>
           <w:tcPr>
-            <w:tcW w:w="2308" w:type="dxa"/>
+            <w:tcW w:w="3809" w:type="dxa"/>
             <w:tcBorders/>
             <w:vAlign w:val="center"/>
           </w:tcPr>
@@ -10360,7 +10361,7 @@
         <w:trPr/>
         <w:tc>
           <w:tcPr>
-            <w:tcW w:w="3603" w:type="dxa"/>
+            <w:tcW w:w="5936" w:type="dxa"/>
             <w:tcBorders/>
             <w:vAlign w:val="center"/>
           </w:tcPr>
@@ -10381,7 +10382,7 @@
         </w:tc>
         <w:tc>
           <w:tcPr>
-            <w:tcW w:w="2308" w:type="dxa"/>
+            <w:tcW w:w="3809" w:type="dxa"/>
             <w:tcBorders/>
             <w:vAlign w:val="center"/>
           </w:tcPr>
@@ -10407,7 +10408,7 @@
         <w:trPr/>
         <w:tc>
           <w:tcPr>
-            <w:tcW w:w="3603" w:type="dxa"/>
+            <w:tcW w:w="5936" w:type="dxa"/>
             <w:tcBorders/>
             <w:vAlign w:val="center"/>
           </w:tcPr>
@@ -10428,7 +10429,7 @@
         </w:tc>
         <w:tc>
           <w:tcPr>
-            <w:tcW w:w="2308" w:type="dxa"/>
+            <w:tcW w:w="3809" w:type="dxa"/>
             <w:tcBorders/>
             <w:vAlign w:val="center"/>
           </w:tcPr>
@@ -10452,7 +10453,7 @@
         <w:trPr/>
         <w:tc>
           <w:tcPr>
-            <w:tcW w:w="3603" w:type="dxa"/>
+            <w:tcW w:w="5936" w:type="dxa"/>
             <w:tcBorders/>
             <w:vAlign w:val="center"/>
           </w:tcPr>
@@ -10473,7 +10474,7 @@
         </w:tc>
         <w:tc>
           <w:tcPr>
-            <w:tcW w:w="2308" w:type="dxa"/>
+            <w:tcW w:w="3809" w:type="dxa"/>
             <w:tcBorders/>
             <w:vAlign w:val="center"/>
           </w:tcPr>
@@ -11438,26 +11439,26 @@
     </w:p>
     <w:tbl>
       <w:tblPr>
-        <w:tblW w:w="5743" w:type="dxa"/>
+        <w:tblW w:w="5000" w:type="pct"/>
         <w:jc w:val="start"/>
         <w:tblInd w:w="0" w:type="dxa"/>
         <w:tblLayout w:type="fixed"/>
         <w:tblCellMar>
-          <w:top w:w="28" w:type="dxa"/>
-          <w:start w:w="28" w:type="dxa"/>
-          <w:bottom w:w="28" w:type="dxa"/>
-          <w:end w:w="28" w:type="dxa"/>
+          <w:top w:w="90" w:type="dxa"/>
+          <w:start w:w="90" w:type="dxa"/>
+          <w:bottom w:w="90" w:type="dxa"/>
+          <w:end w:w="90" w:type="dxa"/>
         </w:tblCellMar>
       </w:tblPr>
       <w:tblGrid>
-        <w:gridCol w:w="640"/>
-        <w:gridCol w:w="5103"/>
+        <w:gridCol w:w="1212"/>
+        <w:gridCol w:w="8533"/>
       </w:tblGrid>
       <w:tr>
         <w:trPr/>
         <w:tc>
           <w:tcPr>
-            <w:tcW w:w="640" w:type="dxa"/>
+            <w:tcW w:w="1212" w:type="dxa"/>
             <w:tcBorders/>
             <w:vAlign w:val="center"/>
           </w:tcPr>
@@ -11478,7 +11479,7 @@
         </w:tc>
         <w:tc>
           <w:tcPr>
-            <w:tcW w:w="5103" w:type="dxa"/>
+            <w:tcW w:w="8533" w:type="dxa"/>
             <w:tcBorders/>
             <w:vAlign w:val="center"/>
           </w:tcPr>
@@ -11502,7 +11503,7 @@
         <w:trPr/>
         <w:tc>
           <w:tcPr>
-            <w:tcW w:w="640" w:type="dxa"/>
+            <w:tcW w:w="1212" w:type="dxa"/>
             <w:tcBorders/>
             <w:vAlign w:val="center"/>
           </w:tcPr>
@@ -11523,7 +11524,7 @@
         </w:tc>
         <w:tc>
           <w:tcPr>
-            <w:tcW w:w="5103" w:type="dxa"/>
+            <w:tcW w:w="8533" w:type="dxa"/>
             <w:tcBorders/>
             <w:vAlign w:val="center"/>
           </w:tcPr>
@@ -11563,7 +11564,7 @@
         <w:trPr/>
         <w:tc>
           <w:tcPr>
-            <w:tcW w:w="640" w:type="dxa"/>
+            <w:tcW w:w="1212" w:type="dxa"/>
             <w:tcBorders/>
             <w:vAlign w:val="center"/>
           </w:tcPr>
@@ -11584,7 +11585,7 @@
         </w:tc>
         <w:tc>
           <w:tcPr>
-            <w:tcW w:w="5103" w:type="dxa"/>
+            <w:tcW w:w="8533" w:type="dxa"/>
             <w:tcBorders/>
             <w:vAlign w:val="center"/>
           </w:tcPr>
@@ -11608,7 +11609,7 @@
         <w:trPr/>
         <w:tc>
           <w:tcPr>
-            <w:tcW w:w="640" w:type="dxa"/>
+            <w:tcW w:w="1212" w:type="dxa"/>
             <w:tcBorders/>
             <w:vAlign w:val="center"/>
           </w:tcPr>
@@ -11629,7 +11630,7 @@
         </w:tc>
         <w:tc>
           <w:tcPr>
-            <w:tcW w:w="5103" w:type="dxa"/>
+            <w:tcW w:w="8533" w:type="dxa"/>
             <w:tcBorders/>
             <w:vAlign w:val="center"/>
           </w:tcPr>
@@ -11659,7 +11660,7 @@
         <w:trPr/>
         <w:tc>
           <w:tcPr>
-            <w:tcW w:w="640" w:type="dxa"/>
+            <w:tcW w:w="1212" w:type="dxa"/>
             <w:tcBorders/>
             <w:vAlign w:val="center"/>
           </w:tcPr>
@@ -11680,7 +11681,7 @@
         </w:tc>
         <w:tc>
           <w:tcPr>
-            <w:tcW w:w="5103" w:type="dxa"/>
+            <w:tcW w:w="8533" w:type="dxa"/>
             <w:tcBorders/>
             <w:vAlign w:val="center"/>
           </w:tcPr>
@@ -11704,7 +11705,7 @@
         <w:trPr/>
         <w:tc>
           <w:tcPr>
-            <w:tcW w:w="640" w:type="dxa"/>
+            <w:tcW w:w="1212" w:type="dxa"/>
             <w:tcBorders/>
             <w:vAlign w:val="center"/>
           </w:tcPr>
@@ -11725,7 +11726,7 @@
         </w:tc>
         <w:tc>
           <w:tcPr>
-            <w:tcW w:w="5103" w:type="dxa"/>
+            <w:tcW w:w="8533" w:type="dxa"/>
             <w:tcBorders/>
             <w:vAlign w:val="center"/>
           </w:tcPr>
@@ -11749,7 +11750,7 @@
         <w:trPr/>
         <w:tc>
           <w:tcPr>
-            <w:tcW w:w="640" w:type="dxa"/>
+            <w:tcW w:w="1212" w:type="dxa"/>
             <w:tcBorders/>
             <w:vAlign w:val="center"/>
           </w:tcPr>
@@ -11770,7 +11771,7 @@
         </w:tc>
         <w:tc>
           <w:tcPr>
-            <w:tcW w:w="5103" w:type="dxa"/>
+            <w:tcW w:w="8533" w:type="dxa"/>
             <w:tcBorders/>
             <w:vAlign w:val="center"/>
           </w:tcPr>
@@ -11794,7 +11795,7 @@
         <w:trPr/>
         <w:tc>
           <w:tcPr>
-            <w:tcW w:w="640" w:type="dxa"/>
+            <w:tcW w:w="1212" w:type="dxa"/>
             <w:tcBorders/>
             <w:vAlign w:val="center"/>
           </w:tcPr>
@@ -11815,7 +11816,7 @@
         </w:tc>
         <w:tc>
           <w:tcPr>
-            <w:tcW w:w="5103" w:type="dxa"/>
+            <w:tcW w:w="8533" w:type="dxa"/>
             <w:tcBorders/>
             <w:vAlign w:val="center"/>
           </w:tcPr>
@@ -11839,7 +11840,7 @@
         <w:trPr/>
         <w:tc>
           <w:tcPr>
-            <w:tcW w:w="640" w:type="dxa"/>
+            <w:tcW w:w="1212" w:type="dxa"/>
             <w:tcBorders/>
             <w:vAlign w:val="center"/>
           </w:tcPr>
@@ -11860,7 +11861,7 @@
         </w:tc>
         <w:tc>
           <w:tcPr>
-            <w:tcW w:w="5103" w:type="dxa"/>
+            <w:tcW w:w="8533" w:type="dxa"/>
             <w:tcBorders/>
             <w:vAlign w:val="center"/>
           </w:tcPr>
@@ -11884,7 +11885,7 @@
         <w:trPr/>
         <w:tc>
           <w:tcPr>
-            <w:tcW w:w="640" w:type="dxa"/>
+            <w:tcW w:w="1212" w:type="dxa"/>
             <w:tcBorders/>
             <w:vAlign w:val="center"/>
           </w:tcPr>
@@ -11905,7 +11906,7 @@
         </w:tc>
         <w:tc>
           <w:tcPr>
-            <w:tcW w:w="5103" w:type="dxa"/>
+            <w:tcW w:w="8533" w:type="dxa"/>
             <w:tcBorders/>
             <w:vAlign w:val="center"/>
           </w:tcPr>
@@ -13766,26 +13767,26 @@
     </w:p>
     <w:tbl>
       <w:tblPr>
-        <w:tblW w:w="2610" w:type="dxa"/>
+        <w:tblW w:w="5000" w:type="pct"/>
         <w:jc w:val="start"/>
         <w:tblInd w:w="0" w:type="dxa"/>
         <w:tblLayout w:type="fixed"/>
         <w:tblCellMar>
-          <w:top w:w="28" w:type="dxa"/>
-          <w:start w:w="28" w:type="dxa"/>
-          <w:bottom w:w="28" w:type="dxa"/>
-          <w:end w:w="28" w:type="dxa"/>
+          <w:top w:w="90" w:type="dxa"/>
+          <w:start w:w="90" w:type="dxa"/>
+          <w:bottom w:w="90" w:type="dxa"/>
+          <w:end w:w="90" w:type="dxa"/>
         </w:tblCellMar>
       </w:tblPr>
       <w:tblGrid>
-        <w:gridCol w:w="1803"/>
-        <w:gridCol w:w="807"/>
+        <w:gridCol w:w="6679"/>
+        <w:gridCol w:w="3066"/>
       </w:tblGrid>
       <w:tr>
         <w:trPr/>
         <w:tc>
           <w:tcPr>
-            <w:tcW w:w="1803" w:type="dxa"/>
+            <w:tcW w:w="6679" w:type="dxa"/>
             <w:tcBorders/>
             <w:vAlign w:val="center"/>
           </w:tcPr>
@@ -13806,7 +13807,7 @@
         </w:tc>
         <w:tc>
           <w:tcPr>
-            <w:tcW w:w="807" w:type="dxa"/>
+            <w:tcW w:w="3066" w:type="dxa"/>
             <w:tcBorders/>
             <w:vAlign w:val="center"/>
           </w:tcPr>
@@ -13830,7 +13831,7 @@
         <w:trPr/>
         <w:tc>
           <w:tcPr>
-            <w:tcW w:w="1803" w:type="dxa"/>
+            <w:tcW w:w="6679" w:type="dxa"/>
             <w:tcBorders/>
             <w:vAlign w:val="center"/>
           </w:tcPr>
@@ -13853,7 +13854,7 @@
         </w:tc>
         <w:tc>
           <w:tcPr>
-            <w:tcW w:w="807" w:type="dxa"/>
+            <w:tcW w:w="3066" w:type="dxa"/>
             <w:tcBorders/>
             <w:vAlign w:val="center"/>
           </w:tcPr>
@@ -13877,7 +13878,7 @@
         <w:trPr/>
         <w:tc>
           <w:tcPr>
-            <w:tcW w:w="1803" w:type="dxa"/>
+            <w:tcW w:w="6679" w:type="dxa"/>
             <w:tcBorders/>
             <w:vAlign w:val="center"/>
           </w:tcPr>
@@ -13900,7 +13901,7 @@
         </w:tc>
         <w:tc>
           <w:tcPr>
-            <w:tcW w:w="807" w:type="dxa"/>
+            <w:tcW w:w="3066" w:type="dxa"/>
             <w:tcBorders/>
             <w:vAlign w:val="center"/>
           </w:tcPr>
@@ -13924,7 +13925,7 @@
         <w:trPr/>
         <w:tc>
           <w:tcPr>
-            <w:tcW w:w="1803" w:type="dxa"/>
+            <w:tcW w:w="6679" w:type="dxa"/>
             <w:tcBorders/>
             <w:vAlign w:val="center"/>
           </w:tcPr>
@@ -13947,7 +13948,7 @@
         </w:tc>
         <w:tc>
           <w:tcPr>
-            <w:tcW w:w="807" w:type="dxa"/>
+            <w:tcW w:w="3066" w:type="dxa"/>
             <w:tcBorders/>
             <w:vAlign w:val="center"/>
           </w:tcPr>
@@ -13971,7 +13972,7 @@
         <w:trPr/>
         <w:tc>
           <w:tcPr>
-            <w:tcW w:w="1803" w:type="dxa"/>
+            <w:tcW w:w="6679" w:type="dxa"/>
             <w:tcBorders/>
             <w:vAlign w:val="center"/>
           </w:tcPr>
@@ -13994,7 +13995,7 @@
         </w:tc>
         <w:tc>
           <w:tcPr>
-            <w:tcW w:w="807" w:type="dxa"/>
+            <w:tcW w:w="3066" w:type="dxa"/>
             <w:tcBorders/>
             <w:vAlign w:val="center"/>
           </w:tcPr>
@@ -16424,26 +16425,26 @@
     </w:p>
     <w:tbl>
       <w:tblPr>
-        <w:tblW w:w="9746" w:type="dxa"/>
+        <w:tblW w:w="5000" w:type="pct"/>
         <w:jc w:val="start"/>
         <w:tblInd w:w="0" w:type="dxa"/>
         <w:tblLayout w:type="fixed"/>
         <w:tblCellMar>
-          <w:top w:w="28" w:type="dxa"/>
-          <w:start w:w="28" w:type="dxa"/>
-          <w:bottom w:w="28" w:type="dxa"/>
-          <w:end w:w="28" w:type="dxa"/>
+          <w:top w:w="90" w:type="dxa"/>
+          <w:start w:w="90" w:type="dxa"/>
+          <w:bottom w:w="90" w:type="dxa"/>
+          <w:end w:w="90" w:type="dxa"/>
         </w:tblCellMar>
       </w:tblPr>
       <w:tblGrid>
-        <w:gridCol w:w="5485"/>
-        <w:gridCol w:w="4261"/>
+        <w:gridCol w:w="5482"/>
+        <w:gridCol w:w="4264"/>
       </w:tblGrid>
       <w:tr>
         <w:trPr/>
         <w:tc>
           <w:tcPr>
-            <w:tcW w:w="5485" w:type="dxa"/>
+            <w:tcW w:w="5482" w:type="dxa"/>
             <w:tcBorders/>
             <w:vAlign w:val="center"/>
           </w:tcPr>
@@ -16464,7 +16465,7 @@
         </w:tc>
         <w:tc>
           <w:tcPr>
-            <w:tcW w:w="4261" w:type="dxa"/>
+            <w:tcW w:w="4264" w:type="dxa"/>
             <w:tcBorders/>
             <w:vAlign w:val="center"/>
           </w:tcPr>
@@ -16488,7 +16489,7 @@
         <w:trPr/>
         <w:tc>
           <w:tcPr>
-            <w:tcW w:w="5485" w:type="dxa"/>
+            <w:tcW w:w="5482" w:type="dxa"/>
             <w:tcBorders/>
             <w:vAlign w:val="center"/>
           </w:tcPr>
@@ -16519,7 +16520,7 @@
         </w:tc>
         <w:tc>
           <w:tcPr>
-            <w:tcW w:w="4261" w:type="dxa"/>
+            <w:tcW w:w="4264" w:type="dxa"/>
             <w:tcBorders/>
             <w:vAlign w:val="center"/>
           </w:tcPr>
@@ -16543,7 +16544,7 @@
         <w:trPr/>
         <w:tc>
           <w:tcPr>
-            <w:tcW w:w="5485" w:type="dxa"/>
+            <w:tcW w:w="5482" w:type="dxa"/>
             <w:tcBorders/>
             <w:vAlign w:val="center"/>
           </w:tcPr>
@@ -16574,7 +16575,7 @@
         </w:tc>
         <w:tc>
           <w:tcPr>
-            <w:tcW w:w="4261" w:type="dxa"/>
+            <w:tcW w:w="4264" w:type="dxa"/>
             <w:tcBorders/>
             <w:vAlign w:val="center"/>
           </w:tcPr>
@@ -16598,7 +16599,7 @@
         <w:trPr/>
         <w:tc>
           <w:tcPr>
-            <w:tcW w:w="5485" w:type="dxa"/>
+            <w:tcW w:w="5482" w:type="dxa"/>
             <w:tcBorders/>
             <w:vAlign w:val="center"/>
           </w:tcPr>
@@ -16629,7 +16630,7 @@
         </w:tc>
         <w:tc>
           <w:tcPr>
-            <w:tcW w:w="4261" w:type="dxa"/>
+            <w:tcW w:w="4264" w:type="dxa"/>
             <w:tcBorders/>
             <w:vAlign w:val="center"/>
           </w:tcPr>
@@ -16653,7 +16654,7 @@
         <w:trPr/>
         <w:tc>
           <w:tcPr>
-            <w:tcW w:w="5485" w:type="dxa"/>
+            <w:tcW w:w="5482" w:type="dxa"/>
             <w:tcBorders/>
             <w:vAlign w:val="center"/>
           </w:tcPr>
@@ -16684,7 +16685,7 @@
         </w:tc>
         <w:tc>
           <w:tcPr>
-            <w:tcW w:w="4261" w:type="dxa"/>
+            <w:tcW w:w="4264" w:type="dxa"/>
             <w:tcBorders/>
             <w:vAlign w:val="center"/>
           </w:tcPr>
@@ -16708,7 +16709,7 @@
         <w:trPr/>
         <w:tc>
           <w:tcPr>
-            <w:tcW w:w="5485" w:type="dxa"/>
+            <w:tcW w:w="5482" w:type="dxa"/>
             <w:tcBorders/>
             <w:vAlign w:val="center"/>
           </w:tcPr>
@@ -16739,7 +16740,7 @@
         </w:tc>
         <w:tc>
           <w:tcPr>
-            <w:tcW w:w="4261" w:type="dxa"/>
+            <w:tcW w:w="4264" w:type="dxa"/>
             <w:tcBorders/>
             <w:vAlign w:val="center"/>
           </w:tcPr>
@@ -16763,7 +16764,7 @@
         <w:trPr/>
         <w:tc>
           <w:tcPr>
-            <w:tcW w:w="5485" w:type="dxa"/>
+            <w:tcW w:w="5482" w:type="dxa"/>
             <w:tcBorders/>
             <w:vAlign w:val="center"/>
           </w:tcPr>
@@ -16784,7 +16785,7 @@
         </w:tc>
         <w:tc>
           <w:tcPr>
-            <w:tcW w:w="4261" w:type="dxa"/>
+            <w:tcW w:w="4264" w:type="dxa"/>
             <w:tcBorders/>
             <w:vAlign w:val="center"/>
           </w:tcPr>
@@ -16808,7 +16809,7 @@
         <w:trPr/>
         <w:tc>
           <w:tcPr>
-            <w:tcW w:w="5485" w:type="dxa"/>
+            <w:tcW w:w="5482" w:type="dxa"/>
             <w:tcBorders/>
             <w:vAlign w:val="center"/>
           </w:tcPr>
@@ -16835,7 +16836,7 @@
         </w:tc>
         <w:tc>
           <w:tcPr>
-            <w:tcW w:w="4261" w:type="dxa"/>
+            <w:tcW w:w="4264" w:type="dxa"/>
             <w:tcBorders/>
             <w:vAlign w:val="center"/>
           </w:tcPr>
@@ -16859,7 +16860,7 @@
         <w:trPr/>
         <w:tc>
           <w:tcPr>
-            <w:tcW w:w="5485" w:type="dxa"/>
+            <w:tcW w:w="5482" w:type="dxa"/>
             <w:tcBorders/>
             <w:vAlign w:val="center"/>
           </w:tcPr>
@@ -16880,7 +16881,7 @@
         </w:tc>
         <w:tc>
           <w:tcPr>
-            <w:tcW w:w="4261" w:type="dxa"/>
+            <w:tcW w:w="4264" w:type="dxa"/>
             <w:tcBorders/>
             <w:vAlign w:val="center"/>
           </w:tcPr>
@@ -17529,28 +17530,28 @@
     </w:p>
     <w:tbl>
       <w:tblPr>
-        <w:tblW w:w="3881" w:type="dxa"/>
+        <w:tblW w:w="5000" w:type="pct"/>
         <w:jc w:val="start"/>
         <w:tblInd w:w="0" w:type="dxa"/>
         <w:tblLayout w:type="fixed"/>
         <w:tblCellMar>
-          <w:top w:w="28" w:type="dxa"/>
-          <w:start w:w="28" w:type="dxa"/>
-          <w:bottom w:w="28" w:type="dxa"/>
-          <w:end w:w="28" w:type="dxa"/>
+          <w:top w:w="90" w:type="dxa"/>
+          <w:start w:w="90" w:type="dxa"/>
+          <w:bottom w:w="90" w:type="dxa"/>
+          <w:end w:w="90" w:type="dxa"/>
         </w:tblCellMar>
       </w:tblPr>
       <w:tblGrid>
-        <w:gridCol w:w="603"/>
-        <w:gridCol w:w="1268"/>
-        <w:gridCol w:w="900"/>
-        <w:gridCol w:w="1110"/>
+        <w:gridCol w:w="1607"/>
+        <w:gridCol w:w="3140"/>
+        <w:gridCol w:w="2291"/>
+        <w:gridCol w:w="2707"/>
       </w:tblGrid>
       <w:tr>
         <w:trPr/>
         <w:tc>
           <w:tcPr>
-            <w:tcW w:w="603" w:type="dxa"/>
+            <w:tcW w:w="1607" w:type="dxa"/>
             <w:tcBorders/>
             <w:vAlign w:val="center"/>
           </w:tcPr>
@@ -17571,7 +17572,7 @@
         </w:tc>
         <w:tc>
           <w:tcPr>
-            <w:tcW w:w="1268" w:type="dxa"/>
+            <w:tcW w:w="3140" w:type="dxa"/>
             <w:tcBorders/>
             <w:vAlign w:val="center"/>
           </w:tcPr>
@@ -17592,7 +17593,7 @@
         </w:tc>
         <w:tc>
           <w:tcPr>
-            <w:tcW w:w="900" w:type="dxa"/>
+            <w:tcW w:w="2291" w:type="dxa"/>
             <w:tcBorders/>
             <w:vAlign w:val="center"/>
           </w:tcPr>
@@ -17613,7 +17614,7 @@
         </w:tc>
         <w:tc>
           <w:tcPr>
-            <w:tcW w:w="1110" w:type="dxa"/>
+            <w:tcW w:w="2707" w:type="dxa"/>
             <w:tcBorders/>
             <w:vAlign w:val="center"/>
           </w:tcPr>
@@ -17637,7 +17638,7 @@
         <w:trPr/>
         <w:tc>
           <w:tcPr>
-            <w:tcW w:w="603" w:type="dxa"/>
+            <w:tcW w:w="1607" w:type="dxa"/>
             <w:tcBorders/>
             <w:vAlign w:val="center"/>
           </w:tcPr>
@@ -17658,7 +17659,7 @@
         </w:tc>
         <w:tc>
           <w:tcPr>
-            <w:tcW w:w="1268" w:type="dxa"/>
+            <w:tcW w:w="3140" w:type="dxa"/>
             <w:tcBorders/>
             <w:vAlign w:val="center"/>
           </w:tcPr>
@@ -17679,7 +17680,7 @@
         </w:tc>
         <w:tc>
           <w:tcPr>
-            <w:tcW w:w="900" w:type="dxa"/>
+            <w:tcW w:w="2291" w:type="dxa"/>
             <w:tcBorders/>
             <w:vAlign w:val="center"/>
           </w:tcPr>
@@ -17700,7 +17701,7 @@
         </w:tc>
         <w:tc>
           <w:tcPr>
-            <w:tcW w:w="1110" w:type="dxa"/>
+            <w:tcW w:w="2707" w:type="dxa"/>
             <w:tcBorders/>
             <w:vAlign w:val="center"/>
           </w:tcPr>
@@ -17726,7 +17727,7 @@
         <w:trPr/>
         <w:tc>
           <w:tcPr>
-            <w:tcW w:w="603" w:type="dxa"/>
+            <w:tcW w:w="1607" w:type="dxa"/>
             <w:tcBorders/>
             <w:vAlign w:val="center"/>
           </w:tcPr>
@@ -17747,7 +17748,7 @@
         </w:tc>
         <w:tc>
           <w:tcPr>
-            <w:tcW w:w="1268" w:type="dxa"/>
+            <w:tcW w:w="3140" w:type="dxa"/>
             <w:tcBorders/>
             <w:vAlign w:val="center"/>
           </w:tcPr>
@@ -17768,7 +17769,7 @@
         </w:tc>
         <w:tc>
           <w:tcPr>
-            <w:tcW w:w="900" w:type="dxa"/>
+            <w:tcW w:w="2291" w:type="dxa"/>
             <w:tcBorders/>
             <w:vAlign w:val="center"/>
           </w:tcPr>
@@ -17789,7 +17790,7 @@
         </w:tc>
         <w:tc>
           <w:tcPr>
-            <w:tcW w:w="1110" w:type="dxa"/>
+            <w:tcW w:w="2707" w:type="dxa"/>
             <w:tcBorders/>
             <w:vAlign w:val="center"/>
           </w:tcPr>
@@ -17815,7 +17816,7 @@
         <w:trPr/>
         <w:tc>
           <w:tcPr>
-            <w:tcW w:w="603" w:type="dxa"/>
+            <w:tcW w:w="1607" w:type="dxa"/>
             <w:tcBorders/>
             <w:vAlign w:val="center"/>
           </w:tcPr>
@@ -17836,7 +17837,7 @@
         </w:tc>
         <w:tc>
           <w:tcPr>
-            <w:tcW w:w="1268" w:type="dxa"/>
+            <w:tcW w:w="3140" w:type="dxa"/>
             <w:tcBorders/>
             <w:vAlign w:val="center"/>
           </w:tcPr>
@@ -17857,7 +17858,7 @@
         </w:tc>
         <w:tc>
           <w:tcPr>
-            <w:tcW w:w="900" w:type="dxa"/>
+            <w:tcW w:w="2291" w:type="dxa"/>
             <w:tcBorders/>
             <w:vAlign w:val="center"/>
           </w:tcPr>
@@ -17878,7 +17879,7 @@
         </w:tc>
         <w:tc>
           <w:tcPr>
-            <w:tcW w:w="1110" w:type="dxa"/>
+            <w:tcW w:w="2707" w:type="dxa"/>
             <w:tcBorders/>
             <w:vAlign w:val="center"/>
           </w:tcPr>
@@ -17902,7 +17903,7 @@
         <w:trPr/>
         <w:tc>
           <w:tcPr>
-            <w:tcW w:w="603" w:type="dxa"/>
+            <w:tcW w:w="1607" w:type="dxa"/>
             <w:tcBorders/>
             <w:vAlign w:val="center"/>
           </w:tcPr>
@@ -17923,7 +17924,7 @@
         </w:tc>
         <w:tc>
           <w:tcPr>
-            <w:tcW w:w="1268" w:type="dxa"/>
+            <w:tcW w:w="3140" w:type="dxa"/>
             <w:tcBorders/>
             <w:vAlign w:val="center"/>
           </w:tcPr>
@@ -17944,7 +17945,7 @@
         </w:tc>
         <w:tc>
           <w:tcPr>
-            <w:tcW w:w="900" w:type="dxa"/>
+            <w:tcW w:w="2291" w:type="dxa"/>
             <w:tcBorders/>
             <w:vAlign w:val="center"/>
           </w:tcPr>
@@ -17965,7 +17966,7 @@
         </w:tc>
         <w:tc>
           <w:tcPr>
-            <w:tcW w:w="1110" w:type="dxa"/>
+            <w:tcW w:w="2707" w:type="dxa"/>
             <w:tcBorders/>
             <w:vAlign w:val="center"/>
           </w:tcPr>
@@ -17989,7 +17990,7 @@
         <w:trPr/>
         <w:tc>
           <w:tcPr>
-            <w:tcW w:w="603" w:type="dxa"/>
+            <w:tcW w:w="1607" w:type="dxa"/>
             <w:tcBorders/>
             <w:vAlign w:val="center"/>
           </w:tcPr>
@@ -18010,7 +18011,7 @@
         </w:tc>
         <w:tc>
           <w:tcPr>
-            <w:tcW w:w="1268" w:type="dxa"/>
+            <w:tcW w:w="3140" w:type="dxa"/>
             <w:tcBorders/>
             <w:vAlign w:val="center"/>
           </w:tcPr>
@@ -18031,7 +18032,7 @@
         </w:tc>
         <w:tc>
           <w:tcPr>
-            <w:tcW w:w="900" w:type="dxa"/>
+            <w:tcW w:w="2291" w:type="dxa"/>
             <w:tcBorders/>
             <w:vAlign w:val="center"/>
           </w:tcPr>
@@ -18052,7 +18053,7 @@
         </w:tc>
         <w:tc>
           <w:tcPr>
-            <w:tcW w:w="1110" w:type="dxa"/>
+            <w:tcW w:w="2707" w:type="dxa"/>
             <w:tcBorders/>
             <w:vAlign w:val="center"/>
           </w:tcPr>
@@ -18076,7 +18077,7 @@
         <w:trPr/>
         <w:tc>
           <w:tcPr>
-            <w:tcW w:w="603" w:type="dxa"/>
+            <w:tcW w:w="1607" w:type="dxa"/>
             <w:tcBorders/>
             <w:vAlign w:val="center"/>
           </w:tcPr>
@@ -18097,7 +18098,7 @@
         </w:tc>
         <w:tc>
           <w:tcPr>
-            <w:tcW w:w="1268" w:type="dxa"/>
+            <w:tcW w:w="3140" w:type="dxa"/>
             <w:tcBorders/>
             <w:vAlign w:val="center"/>
           </w:tcPr>
@@ -18118,7 +18119,7 @@
         </w:tc>
         <w:tc>
           <w:tcPr>
-            <w:tcW w:w="900" w:type="dxa"/>
+            <w:tcW w:w="2291" w:type="dxa"/>
             <w:tcBorders/>
             <w:vAlign w:val="center"/>
           </w:tcPr>
@@ -18139,7 +18140,7 @@
         </w:tc>
         <w:tc>
           <w:tcPr>
-            <w:tcW w:w="1110" w:type="dxa"/>
+            <w:tcW w:w="2707" w:type="dxa"/>
             <w:tcBorders/>
             <w:vAlign w:val="center"/>
           </w:tcPr>
@@ -18163,7 +18164,7 @@
         <w:trPr/>
         <w:tc>
           <w:tcPr>
-            <w:tcW w:w="603" w:type="dxa"/>
+            <w:tcW w:w="1607" w:type="dxa"/>
             <w:tcBorders/>
             <w:vAlign w:val="center"/>
           </w:tcPr>
@@ -18184,7 +18185,7 @@
         </w:tc>
         <w:tc>
           <w:tcPr>
-            <w:tcW w:w="1268" w:type="dxa"/>
+            <w:tcW w:w="3140" w:type="dxa"/>
             <w:tcBorders/>
             <w:vAlign w:val="center"/>
           </w:tcPr>
@@ -18205,7 +18206,7 @@
         </w:tc>
         <w:tc>
           <w:tcPr>
-            <w:tcW w:w="900" w:type="dxa"/>
+            <w:tcW w:w="2291" w:type="dxa"/>
             <w:tcBorders/>
             <w:vAlign w:val="center"/>
           </w:tcPr>
@@ -18226,7 +18227,7 @@
         </w:tc>
         <w:tc>
           <w:tcPr>
-            <w:tcW w:w="1110" w:type="dxa"/>
+            <w:tcW w:w="2707" w:type="dxa"/>
             <w:tcBorders/>
             <w:vAlign w:val="center"/>
           </w:tcPr>
@@ -18250,7 +18251,7 @@
         <w:trPr/>
         <w:tc>
           <w:tcPr>
-            <w:tcW w:w="603" w:type="dxa"/>
+            <w:tcW w:w="1607" w:type="dxa"/>
             <w:tcBorders/>
             <w:vAlign w:val="center"/>
           </w:tcPr>
@@ -18271,7 +18272,7 @@
         </w:tc>
         <w:tc>
           <w:tcPr>
-            <w:tcW w:w="1268" w:type="dxa"/>
+            <w:tcW w:w="3140" w:type="dxa"/>
             <w:tcBorders/>
             <w:vAlign w:val="center"/>
           </w:tcPr>
@@ -18292,7 +18293,7 @@
         </w:tc>
         <w:tc>
           <w:tcPr>
-            <w:tcW w:w="900" w:type="dxa"/>
+            <w:tcW w:w="2291" w:type="dxa"/>
             <w:tcBorders/>
             <w:vAlign w:val="center"/>
           </w:tcPr>
@@ -18313,7 +18314,7 @@
         </w:tc>
         <w:tc>
           <w:tcPr>
-            <w:tcW w:w="1110" w:type="dxa"/>
+            <w:tcW w:w="2707" w:type="dxa"/>
             <w:tcBorders/>
             <w:vAlign w:val="center"/>
           </w:tcPr>
@@ -18337,7 +18338,7 @@
         <w:trPr/>
         <w:tc>
           <w:tcPr>
-            <w:tcW w:w="603" w:type="dxa"/>
+            <w:tcW w:w="1607" w:type="dxa"/>
             <w:tcBorders/>
             <w:vAlign w:val="center"/>
           </w:tcPr>
@@ -18358,7 +18359,7 @@
         </w:tc>
         <w:tc>
           <w:tcPr>
-            <w:tcW w:w="1268" w:type="dxa"/>
+            <w:tcW w:w="3140" w:type="dxa"/>
             <w:tcBorders/>
             <w:vAlign w:val="center"/>
           </w:tcPr>
@@ -18379,7 +18380,7 @@
         </w:tc>
         <w:tc>
           <w:tcPr>
-            <w:tcW w:w="900" w:type="dxa"/>
+            <w:tcW w:w="2291" w:type="dxa"/>
             <w:tcBorders/>
             <w:vAlign w:val="center"/>
           </w:tcPr>
@@ -18400,7 +18401,7 @@
         </w:tc>
         <w:tc>
           <w:tcPr>
-            <w:tcW w:w="1110" w:type="dxa"/>
+            <w:tcW w:w="2707" w:type="dxa"/>
             <w:tcBorders/>
             <w:vAlign w:val="center"/>
           </w:tcPr>
@@ -18424,7 +18425,7 @@
         <w:trPr/>
         <w:tc>
           <w:tcPr>
-            <w:tcW w:w="603" w:type="dxa"/>
+            <w:tcW w:w="1607" w:type="dxa"/>
             <w:tcBorders/>
             <w:vAlign w:val="center"/>
           </w:tcPr>
@@ -18445,7 +18446,7 @@
         </w:tc>
         <w:tc>
           <w:tcPr>
-            <w:tcW w:w="1268" w:type="dxa"/>
+            <w:tcW w:w="3140" w:type="dxa"/>
             <w:tcBorders/>
             <w:vAlign w:val="center"/>
           </w:tcPr>
@@ -18466,7 +18467,7 @@
         </w:tc>
         <w:tc>
           <w:tcPr>
-            <w:tcW w:w="900" w:type="dxa"/>
+            <w:tcW w:w="2291" w:type="dxa"/>
             <w:tcBorders/>
             <w:vAlign w:val="center"/>
           </w:tcPr>
@@ -18487,7 +18488,7 @@
         </w:tc>
         <w:tc>
           <w:tcPr>
-            <w:tcW w:w="1110" w:type="dxa"/>
+            <w:tcW w:w="2707" w:type="dxa"/>
             <w:tcBorders/>
             <w:vAlign w:val="center"/>
           </w:tcPr>
@@ -18513,7 +18514,7 @@
         <w:trPr/>
         <w:tc>
           <w:tcPr>
-            <w:tcW w:w="603" w:type="dxa"/>
+            <w:tcW w:w="1607" w:type="dxa"/>
             <w:tcBorders/>
             <w:vAlign w:val="center"/>
           </w:tcPr>
@@ -18534,7 +18535,7 @@
         </w:tc>
         <w:tc>
           <w:tcPr>
-            <w:tcW w:w="1268" w:type="dxa"/>
+            <w:tcW w:w="3140" w:type="dxa"/>
             <w:tcBorders/>
             <w:vAlign w:val="center"/>
           </w:tcPr>
@@ -18555,7 +18556,7 @@
         </w:tc>
         <w:tc>
           <w:tcPr>
-            <w:tcW w:w="900" w:type="dxa"/>
+            <w:tcW w:w="2291" w:type="dxa"/>
             <w:tcBorders/>
             <w:vAlign w:val="center"/>
           </w:tcPr>
@@ -18576,7 +18577,7 @@
         </w:tc>
         <w:tc>
           <w:tcPr>
-            <w:tcW w:w="1110" w:type="dxa"/>
+            <w:tcW w:w="2707" w:type="dxa"/>
             <w:tcBorders/>
             <w:vAlign w:val="center"/>
           </w:tcPr>
@@ -22926,26 +22927,26 @@
     </w:p>
     <w:tbl>
       <w:tblPr>
-        <w:tblW w:w="6984" w:type="dxa"/>
+        <w:tblW w:w="5000" w:type="pct"/>
         <w:jc w:val="start"/>
         <w:tblInd w:w="0" w:type="dxa"/>
         <w:tblLayout w:type="fixed"/>
         <w:tblCellMar>
-          <w:top w:w="28" w:type="dxa"/>
-          <w:start w:w="28" w:type="dxa"/>
-          <w:bottom w:w="28" w:type="dxa"/>
-          <w:end w:w="28" w:type="dxa"/>
+          <w:top w:w="90" w:type="dxa"/>
+          <w:start w:w="90" w:type="dxa"/>
+          <w:bottom w:w="90" w:type="dxa"/>
+          <w:end w:w="90" w:type="dxa"/>
         </w:tblCellMar>
       </w:tblPr>
       <w:tblGrid>
-        <w:gridCol w:w="2293"/>
-        <w:gridCol w:w="4691"/>
+        <w:gridCol w:w="3257"/>
+        <w:gridCol w:w="6488"/>
       </w:tblGrid>
       <w:tr>
         <w:trPr/>
         <w:tc>
           <w:tcPr>
-            <w:tcW w:w="2293" w:type="dxa"/>
+            <w:tcW w:w="3257" w:type="dxa"/>
             <w:tcBorders/>
             <w:vAlign w:val="center"/>
           </w:tcPr>
@@ -22966,7 +22967,7 @@
         </w:tc>
         <w:tc>
           <w:tcPr>
-            <w:tcW w:w="4691" w:type="dxa"/>
+            <w:tcW w:w="6488" w:type="dxa"/>
             <w:tcBorders/>
             <w:vAlign w:val="center"/>
           </w:tcPr>
@@ -22990,7 +22991,7 @@
         <w:trPr/>
         <w:tc>
           <w:tcPr>
-            <w:tcW w:w="2293" w:type="dxa"/>
+            <w:tcW w:w="3257" w:type="dxa"/>
             <w:tcBorders/>
             <w:vAlign w:val="center"/>
           </w:tcPr>
@@ -23011,7 +23012,7 @@
         </w:tc>
         <w:tc>
           <w:tcPr>
-            <w:tcW w:w="4691" w:type="dxa"/>
+            <w:tcW w:w="6488" w:type="dxa"/>
             <w:tcBorders/>
             <w:vAlign w:val="center"/>
           </w:tcPr>
@@ -23035,7 +23036,7 @@
         <w:trPr/>
         <w:tc>
           <w:tcPr>
-            <w:tcW w:w="2293" w:type="dxa"/>
+            <w:tcW w:w="3257" w:type="dxa"/>
             <w:tcBorders/>
             <w:vAlign w:val="center"/>
           </w:tcPr>
@@ -23056,7 +23057,7 @@
         </w:tc>
         <w:tc>
           <w:tcPr>
-            <w:tcW w:w="4691" w:type="dxa"/>
+            <w:tcW w:w="6488" w:type="dxa"/>
             <w:tcBorders/>
             <w:vAlign w:val="center"/>
           </w:tcPr>
@@ -23090,7 +23091,7 @@
         <w:trPr/>
         <w:tc>
           <w:tcPr>
-            <w:tcW w:w="2293" w:type="dxa"/>
+            <w:tcW w:w="3257" w:type="dxa"/>
             <w:tcBorders/>
             <w:vAlign w:val="center"/>
           </w:tcPr>
@@ -23117,7 +23118,7 @@
         </w:tc>
         <w:tc>
           <w:tcPr>
-            <w:tcW w:w="4691" w:type="dxa"/>
+            <w:tcW w:w="6488" w:type="dxa"/>
             <w:tcBorders/>
             <w:vAlign w:val="center"/>
           </w:tcPr>
@@ -23143,7 +23144,7 @@
         <w:trPr/>
         <w:tc>
           <w:tcPr>
-            <w:tcW w:w="2293" w:type="dxa"/>
+            <w:tcW w:w="3257" w:type="dxa"/>
             <w:tcBorders/>
             <w:vAlign w:val="center"/>
           </w:tcPr>
@@ -23164,7 +23165,7 @@
         </w:tc>
         <w:tc>
           <w:tcPr>
-            <w:tcW w:w="4691" w:type="dxa"/>
+            <w:tcW w:w="6488" w:type="dxa"/>
             <w:tcBorders/>
             <w:vAlign w:val="center"/>
           </w:tcPr>
@@ -23190,7 +23191,7 @@
         <w:trPr/>
         <w:tc>
           <w:tcPr>
-            <w:tcW w:w="2293" w:type="dxa"/>
+            <w:tcW w:w="3257" w:type="dxa"/>
             <w:tcBorders/>
             <w:vAlign w:val="center"/>
           </w:tcPr>
@@ -23211,7 +23212,7 @@
         </w:tc>
         <w:tc>
           <w:tcPr>
-            <w:tcW w:w="4691" w:type="dxa"/>
+            <w:tcW w:w="6488" w:type="dxa"/>
             <w:tcBorders/>
             <w:vAlign w:val="center"/>
           </w:tcPr>
@@ -24072,27 +24073,27 @@
     </w:p>
     <w:tbl>
       <w:tblPr>
-        <w:tblW w:w="4502" w:type="dxa"/>
+        <w:tblW w:w="5000" w:type="pct"/>
         <w:jc w:val="start"/>
         <w:tblInd w:w="0" w:type="dxa"/>
         <w:tblLayout w:type="fixed"/>
         <w:tblCellMar>
-          <w:top w:w="28" w:type="dxa"/>
-          <w:start w:w="28" w:type="dxa"/>
-          <w:bottom w:w="28" w:type="dxa"/>
-          <w:end w:w="28" w:type="dxa"/>
+          <w:top w:w="90" w:type="dxa"/>
+          <w:start w:w="90" w:type="dxa"/>
+          <w:bottom w:w="90" w:type="dxa"/>
+          <w:end w:w="90" w:type="dxa"/>
         </w:tblCellMar>
       </w:tblPr>
       <w:tblGrid>
-        <w:gridCol w:w="1605"/>
-        <w:gridCol w:w="1327"/>
-        <w:gridCol w:w="1570"/>
+        <w:gridCol w:w="3483"/>
+        <w:gridCol w:w="2913"/>
+        <w:gridCol w:w="3349"/>
       </w:tblGrid>
       <w:tr>
         <w:trPr/>
         <w:tc>
           <w:tcPr>
-            <w:tcW w:w="1605" w:type="dxa"/>
+            <w:tcW w:w="3483" w:type="dxa"/>
             <w:tcBorders/>
             <w:vAlign w:val="center"/>
           </w:tcPr>
@@ -24113,7 +24114,7 @@
         </w:tc>
         <w:tc>
           <w:tcPr>
-            <w:tcW w:w="1327" w:type="dxa"/>
+            <w:tcW w:w="2913" w:type="dxa"/>
             <w:tcBorders/>
             <w:vAlign w:val="center"/>
           </w:tcPr>
@@ -24140,7 +24141,7 @@
         </w:tc>
         <w:tc>
           <w:tcPr>
-            <w:tcW w:w="1570" w:type="dxa"/>
+            <w:tcW w:w="3349" w:type="dxa"/>
             <w:tcBorders/>
             <w:vAlign w:val="center"/>
           </w:tcPr>
@@ -24170,7 +24171,7 @@
         <w:trPr/>
         <w:tc>
           <w:tcPr>
-            <w:tcW w:w="1605" w:type="dxa"/>
+            <w:tcW w:w="3483" w:type="dxa"/>
             <w:tcBorders/>
             <w:vAlign w:val="center"/>
           </w:tcPr>
@@ -24193,7 +24194,7 @@
         </w:tc>
         <w:tc>
           <w:tcPr>
-            <w:tcW w:w="1327" w:type="dxa"/>
+            <w:tcW w:w="2913" w:type="dxa"/>
             <w:tcBorders/>
             <w:vAlign w:val="center"/>
           </w:tcPr>
@@ -24214,7 +24215,7 @@
         </w:tc>
         <w:tc>
           <w:tcPr>
-            <w:tcW w:w="1570" w:type="dxa"/>
+            <w:tcW w:w="3349" w:type="dxa"/>
             <w:tcBorders/>
             <w:vAlign w:val="center"/>
           </w:tcPr>
@@ -24238,7 +24239,7 @@
         <w:trPr/>
         <w:tc>
           <w:tcPr>
-            <w:tcW w:w="1605" w:type="dxa"/>
+            <w:tcW w:w="3483" w:type="dxa"/>
             <w:tcBorders/>
             <w:vAlign w:val="center"/>
           </w:tcPr>
@@ -24261,7 +24262,7 @@
         </w:tc>
         <w:tc>
           <w:tcPr>
-            <w:tcW w:w="1327" w:type="dxa"/>
+            <w:tcW w:w="2913" w:type="dxa"/>
             <w:tcBorders/>
             <w:vAlign w:val="center"/>
           </w:tcPr>
@@ -24282,7 +24283,7 @@
         </w:tc>
         <w:tc>
           <w:tcPr>
-            <w:tcW w:w="1570" w:type="dxa"/>
+            <w:tcW w:w="3349" w:type="dxa"/>
             <w:tcBorders/>
             <w:vAlign w:val="center"/>
           </w:tcPr>
@@ -24308,7 +24309,7 @@
         <w:trPr/>
         <w:tc>
           <w:tcPr>
-            <w:tcW w:w="1605" w:type="dxa"/>
+            <w:tcW w:w="3483" w:type="dxa"/>
             <w:tcBorders/>
             <w:vAlign w:val="center"/>
           </w:tcPr>
@@ -24331,7 +24332,7 @@
         </w:tc>
         <w:tc>
           <w:tcPr>
-            <w:tcW w:w="1327" w:type="dxa"/>
+            <w:tcW w:w="2913" w:type="dxa"/>
             <w:tcBorders/>
             <w:vAlign w:val="center"/>
           </w:tcPr>
@@ -24352,7 +24353,7 @@
         </w:tc>
         <w:tc>
           <w:tcPr>
-            <w:tcW w:w="1570" w:type="dxa"/>
+            <w:tcW w:w="3349" w:type="dxa"/>
             <w:tcBorders/>
             <w:vAlign w:val="center"/>
           </w:tcPr>
@@ -24376,7 +24377,7 @@
         <w:trPr/>
         <w:tc>
           <w:tcPr>
-            <w:tcW w:w="1605" w:type="dxa"/>
+            <w:tcW w:w="3483" w:type="dxa"/>
             <w:tcBorders/>
             <w:vAlign w:val="center"/>
           </w:tcPr>
@@ -24399,7 +24400,7 @@
         </w:tc>
         <w:tc>
           <w:tcPr>
-            <w:tcW w:w="1327" w:type="dxa"/>
+            <w:tcW w:w="2913" w:type="dxa"/>
             <w:tcBorders/>
             <w:vAlign w:val="center"/>
           </w:tcPr>
@@ -24420,7 +24421,7 @@
         </w:tc>
         <w:tc>
           <w:tcPr>
-            <w:tcW w:w="1570" w:type="dxa"/>
+            <w:tcW w:w="3349" w:type="dxa"/>
             <w:tcBorders/>
             <w:vAlign w:val="center"/>
           </w:tcPr>
@@ -24446,7 +24447,7 @@
         <w:trPr/>
         <w:tc>
           <w:tcPr>
-            <w:tcW w:w="1605" w:type="dxa"/>
+            <w:tcW w:w="3483" w:type="dxa"/>
             <w:tcBorders/>
             <w:vAlign w:val="center"/>
           </w:tcPr>
@@ -24469,7 +24470,7 @@
         </w:tc>
         <w:tc>
           <w:tcPr>
-            <w:tcW w:w="1327" w:type="dxa"/>
+            <w:tcW w:w="2913" w:type="dxa"/>
             <w:tcBorders/>
             <w:vAlign w:val="center"/>
           </w:tcPr>
@@ -24490,7 +24491,7 @@
         </w:tc>
         <w:tc>
           <w:tcPr>
-            <w:tcW w:w="1570" w:type="dxa"/>
+            <w:tcW w:w="3349" w:type="dxa"/>
             <w:tcBorders/>
             <w:vAlign w:val="center"/>
           </w:tcPr>
@@ -24516,7 +24517,7 @@
         <w:trPr/>
         <w:tc>
           <w:tcPr>
-            <w:tcW w:w="1605" w:type="dxa"/>
+            <w:tcW w:w="3483" w:type="dxa"/>
             <w:tcBorders/>
             <w:vAlign w:val="center"/>
           </w:tcPr>
@@ -24539,7 +24540,7 @@
         </w:tc>
         <w:tc>
           <w:tcPr>
-            <w:tcW w:w="1327" w:type="dxa"/>
+            <w:tcW w:w="2913" w:type="dxa"/>
             <w:tcBorders/>
             <w:vAlign w:val="center"/>
           </w:tcPr>
@@ -24560,7 +24561,7 @@
         </w:tc>
         <w:tc>
           <w:tcPr>
-            <w:tcW w:w="1570" w:type="dxa"/>
+            <w:tcW w:w="3349" w:type="dxa"/>
             <w:tcBorders/>
             <w:vAlign w:val="center"/>
           </w:tcPr>
@@ -24586,7 +24587,7 @@
         <w:trPr/>
         <w:tc>
           <w:tcPr>
-            <w:tcW w:w="1605" w:type="dxa"/>
+            <w:tcW w:w="3483" w:type="dxa"/>
             <w:tcBorders/>
             <w:vAlign w:val="center"/>
           </w:tcPr>
@@ -24609,7 +24610,7 @@
         </w:tc>
         <w:tc>
           <w:tcPr>
-            <w:tcW w:w="1327" w:type="dxa"/>
+            <w:tcW w:w="2913" w:type="dxa"/>
             <w:tcBorders/>
             <w:vAlign w:val="center"/>
           </w:tcPr>
@@ -24630,7 +24631,7 @@
         </w:tc>
         <w:tc>
           <w:tcPr>
-            <w:tcW w:w="1570" w:type="dxa"/>
+            <w:tcW w:w="3349" w:type="dxa"/>
             <w:tcBorders/>
             <w:vAlign w:val="center"/>
           </w:tcPr>
@@ -24964,28 +24965,28 @@
     </w:p>
     <w:tbl>
       <w:tblPr>
-        <w:tblW w:w="6528" w:type="dxa"/>
+        <w:tblW w:w="5000" w:type="pct"/>
         <w:jc w:val="start"/>
         <w:tblInd w:w="0" w:type="dxa"/>
         <w:tblLayout w:type="fixed"/>
         <w:tblCellMar>
-          <w:top w:w="28" w:type="dxa"/>
-          <w:start w:w="28" w:type="dxa"/>
-          <w:bottom w:w="28" w:type="dxa"/>
-          <w:end w:w="28" w:type="dxa"/>
+          <w:top w:w="90" w:type="dxa"/>
+          <w:start w:w="90" w:type="dxa"/>
+          <w:bottom w:w="90" w:type="dxa"/>
+          <w:end w:w="90" w:type="dxa"/>
         </w:tblCellMar>
       </w:tblPr>
       <w:tblGrid>
-        <w:gridCol w:w="1605"/>
-        <w:gridCol w:w="1525"/>
-        <w:gridCol w:w="2374"/>
-        <w:gridCol w:w="1024"/>
+        <w:gridCol w:w="2408"/>
+        <w:gridCol w:w="2296"/>
+        <w:gridCol w:w="3499"/>
+        <w:gridCol w:w="1542"/>
       </w:tblGrid>
       <w:tr>
         <w:trPr/>
         <w:tc>
           <w:tcPr>
-            <w:tcW w:w="1605" w:type="dxa"/>
+            <w:tcW w:w="2408" w:type="dxa"/>
             <w:tcBorders/>
             <w:vAlign w:val="center"/>
           </w:tcPr>
@@ -25006,7 +25007,7 @@
         </w:tc>
         <w:tc>
           <w:tcPr>
-            <w:tcW w:w="1525" w:type="dxa"/>
+            <w:tcW w:w="2296" w:type="dxa"/>
             <w:tcBorders/>
             <w:vAlign w:val="center"/>
           </w:tcPr>
@@ -25033,7 +25034,7 @@
         </w:tc>
         <w:tc>
           <w:tcPr>
-            <w:tcW w:w="2374" w:type="dxa"/>
+            <w:tcW w:w="3499" w:type="dxa"/>
             <w:tcBorders/>
             <w:vAlign w:val="center"/>
           </w:tcPr>
@@ -25054,25 +25055,22 @@
         </w:tc>
         <w:tc>
           <w:tcPr>
-            <w:tcW w:w="1024" w:type="dxa"/>
+            <w:tcW w:w="1542" w:type="dxa"/>
             <w:tcBorders/>
             <w:vAlign w:val="center"/>
           </w:tcPr>
           <w:p>
             <w:pPr>
               <w:pStyle w:val="TableHeading"/>
+              <w:suppressLineNumbers/>
+              <w:shd w:fill="3A3A3C" w:val="clear"/>
               <w:bidi w:val="0"/>
               <w:jc w:val="start"/>
-              <w:rPr>
-                <w:sz w:val="4"/>
-                <w:szCs w:val="4"/>
-              </w:rPr>
+              <w:rPr/>
             </w:pPr>
             <w:r>
-              <w:rPr>
-                <w:sz w:val="4"/>
-                <w:szCs w:val="4"/>
-              </w:rPr>
+              <w:rPr/>
+              <w:t>verdict</w:t>
             </w:r>
           </w:p>
         </w:tc>
@@ -25081,7 +25079,7 @@
         <w:trPr/>
         <w:tc>
           <w:tcPr>
-            <w:tcW w:w="1605" w:type="dxa"/>
+            <w:tcW w:w="2408" w:type="dxa"/>
             <w:tcBorders/>
             <w:vAlign w:val="center"/>
           </w:tcPr>
@@ -25104,7 +25102,7 @@
         </w:tc>
         <w:tc>
           <w:tcPr>
-            <w:tcW w:w="1525" w:type="dxa"/>
+            <w:tcW w:w="2296" w:type="dxa"/>
             <w:tcBorders/>
             <w:vAlign w:val="center"/>
           </w:tcPr>
@@ -25125,7 +25123,7 @@
         </w:tc>
         <w:tc>
           <w:tcPr>
-            <w:tcW w:w="2374" w:type="dxa"/>
+            <w:tcW w:w="3499" w:type="dxa"/>
             <w:tcBorders/>
             <w:vAlign w:val="center"/>
           </w:tcPr>
@@ -25148,7 +25146,7 @@
         </w:tc>
         <w:tc>
           <w:tcPr>
-            <w:tcW w:w="1024" w:type="dxa"/>
+            <w:tcW w:w="1542" w:type="dxa"/>
             <w:tcBorders/>
             <w:vAlign w:val="center"/>
           </w:tcPr>
@@ -25172,7 +25170,7 @@
         <w:trPr/>
         <w:tc>
           <w:tcPr>
-            <w:tcW w:w="1605" w:type="dxa"/>
+            <w:tcW w:w="2408" w:type="dxa"/>
             <w:tcBorders/>
             <w:vAlign w:val="center"/>
           </w:tcPr>
@@ -25195,7 +25193,7 @@
         </w:tc>
         <w:tc>
           <w:tcPr>
-            <w:tcW w:w="1525" w:type="dxa"/>
+            <w:tcW w:w="2296" w:type="dxa"/>
             <w:tcBorders/>
             <w:vAlign w:val="center"/>
           </w:tcPr>
@@ -25216,7 +25214,7 @@
         </w:tc>
         <w:tc>
           <w:tcPr>
-            <w:tcW w:w="2374" w:type="dxa"/>
+            <w:tcW w:w="3499" w:type="dxa"/>
             <w:tcBorders/>
             <w:vAlign w:val="center"/>
           </w:tcPr>
@@ -25239,7 +25237,7 @@
         </w:tc>
         <w:tc>
           <w:tcPr>
-            <w:tcW w:w="1024" w:type="dxa"/>
+            <w:tcW w:w="1542" w:type="dxa"/>
             <w:tcBorders/>
             <w:vAlign w:val="center"/>
           </w:tcPr>
@@ -25263,7 +25261,7 @@
         <w:trPr/>
         <w:tc>
           <w:tcPr>
-            <w:tcW w:w="1605" w:type="dxa"/>
+            <w:tcW w:w="2408" w:type="dxa"/>
             <w:tcBorders/>
             <w:vAlign w:val="center"/>
           </w:tcPr>
@@ -25286,7 +25284,7 @@
         </w:tc>
         <w:tc>
           <w:tcPr>
-            <w:tcW w:w="1525" w:type="dxa"/>
+            <w:tcW w:w="2296" w:type="dxa"/>
             <w:tcBorders/>
             <w:vAlign w:val="center"/>
           </w:tcPr>
@@ -25307,7 +25305,7 @@
         </w:tc>
         <w:tc>
           <w:tcPr>
-            <w:tcW w:w="2374" w:type="dxa"/>
+            <w:tcW w:w="3499" w:type="dxa"/>
             <w:tcBorders/>
             <w:vAlign w:val="center"/>
           </w:tcPr>
@@ -25330,7 +25328,7 @@
         </w:tc>
         <w:tc>
           <w:tcPr>
-            <w:tcW w:w="1024" w:type="dxa"/>
+            <w:tcW w:w="1542" w:type="dxa"/>
             <w:tcBorders/>
             <w:vAlign w:val="center"/>
           </w:tcPr>
@@ -25354,7 +25352,7 @@
         <w:trPr/>
         <w:tc>
           <w:tcPr>
-            <w:tcW w:w="1605" w:type="dxa"/>
+            <w:tcW w:w="2408" w:type="dxa"/>
             <w:tcBorders/>
             <w:vAlign w:val="center"/>
           </w:tcPr>
@@ -25377,7 +25375,7 @@
         </w:tc>
         <w:tc>
           <w:tcPr>
-            <w:tcW w:w="1525" w:type="dxa"/>
+            <w:tcW w:w="2296" w:type="dxa"/>
             <w:tcBorders/>
             <w:vAlign w:val="center"/>
           </w:tcPr>
@@ -25398,7 +25396,7 @@
         </w:tc>
         <w:tc>
           <w:tcPr>
-            <w:tcW w:w="2374" w:type="dxa"/>
+            <w:tcW w:w="3499" w:type="dxa"/>
             <w:tcBorders/>
             <w:vAlign w:val="center"/>
           </w:tcPr>
@@ -25421,7 +25419,7 @@
         </w:tc>
         <w:tc>
           <w:tcPr>
-            <w:tcW w:w="1024" w:type="dxa"/>
+            <w:tcW w:w="1542" w:type="dxa"/>
             <w:tcBorders/>
             <w:vAlign w:val="center"/>
           </w:tcPr>
@@ -25445,7 +25443,7 @@
         <w:trPr/>
         <w:tc>
           <w:tcPr>
-            <w:tcW w:w="1605" w:type="dxa"/>
+            <w:tcW w:w="2408" w:type="dxa"/>
             <w:tcBorders/>
             <w:vAlign w:val="center"/>
           </w:tcPr>
@@ -25468,7 +25466,7 @@
         </w:tc>
         <w:tc>
           <w:tcPr>
-            <w:tcW w:w="1525" w:type="dxa"/>
+            <w:tcW w:w="2296" w:type="dxa"/>
             <w:tcBorders/>
             <w:vAlign w:val="center"/>
           </w:tcPr>
@@ -25489,7 +25487,7 @@
         </w:tc>
         <w:tc>
           <w:tcPr>
-            <w:tcW w:w="2374" w:type="dxa"/>
+            <w:tcW w:w="3499" w:type="dxa"/>
             <w:tcBorders/>
             <w:vAlign w:val="center"/>
           </w:tcPr>
@@ -25512,7 +25510,7 @@
         </w:tc>
         <w:tc>
           <w:tcPr>
-            <w:tcW w:w="1024" w:type="dxa"/>
+            <w:tcW w:w="1542" w:type="dxa"/>
             <w:tcBorders/>
             <w:vAlign w:val="center"/>
           </w:tcPr>
@@ -27657,27 +27655,27 @@
     </w:p>
     <w:tbl>
       <w:tblPr>
-        <w:tblW w:w="7907" w:type="dxa"/>
+        <w:tblW w:w="5000" w:type="pct"/>
         <w:jc w:val="start"/>
         <w:tblInd w:w="0" w:type="dxa"/>
         <w:tblLayout w:type="fixed"/>
         <w:tblCellMar>
-          <w:top w:w="28" w:type="dxa"/>
-          <w:start w:w="28" w:type="dxa"/>
-          <w:bottom w:w="28" w:type="dxa"/>
-          <w:end w:w="28" w:type="dxa"/>
+          <w:top w:w="90" w:type="dxa"/>
+          <w:start w:w="90" w:type="dxa"/>
+          <w:bottom w:w="90" w:type="dxa"/>
+          <w:end w:w="90" w:type="dxa"/>
         </w:tblCellMar>
       </w:tblPr>
       <w:tblGrid>
-        <w:gridCol w:w="951"/>
-        <w:gridCol w:w="2948"/>
-        <w:gridCol w:w="4008"/>
+        <w:gridCol w:w="1248"/>
+        <w:gridCol w:w="3633"/>
+        <w:gridCol w:w="4864"/>
       </w:tblGrid>
       <w:tr>
         <w:trPr/>
         <w:tc>
           <w:tcPr>
-            <w:tcW w:w="951" w:type="dxa"/>
+            <w:tcW w:w="1248" w:type="dxa"/>
             <w:tcBorders/>
             <w:vAlign w:val="center"/>
           </w:tcPr>
@@ -27698,7 +27696,7 @@
         </w:tc>
         <w:tc>
           <w:tcPr>
-            <w:tcW w:w="2948" w:type="dxa"/>
+            <w:tcW w:w="3633" w:type="dxa"/>
             <w:tcBorders/>
             <w:vAlign w:val="center"/>
           </w:tcPr>
@@ -27719,7 +27717,7 @@
         </w:tc>
         <w:tc>
           <w:tcPr>
-            <w:tcW w:w="4008" w:type="dxa"/>
+            <w:tcW w:w="4864" w:type="dxa"/>
             <w:tcBorders/>
             <w:vAlign w:val="center"/>
           </w:tcPr>
@@ -27743,7 +27741,7 @@
         <w:trPr/>
         <w:tc>
           <w:tcPr>
-            <w:tcW w:w="951" w:type="dxa"/>
+            <w:tcW w:w="1248" w:type="dxa"/>
             <w:tcBorders/>
             <w:vAlign w:val="center"/>
           </w:tcPr>
@@ -27764,7 +27762,7 @@
         </w:tc>
         <w:tc>
           <w:tcPr>
-            <w:tcW w:w="2948" w:type="dxa"/>
+            <w:tcW w:w="3633" w:type="dxa"/>
             <w:tcBorders/>
             <w:vAlign w:val="center"/>
           </w:tcPr>
@@ -27795,7 +27793,7 @@
         </w:tc>
         <w:tc>
           <w:tcPr>
-            <w:tcW w:w="4008" w:type="dxa"/>
+            <w:tcW w:w="4864" w:type="dxa"/>
             <w:tcBorders/>
             <w:vAlign w:val="center"/>
           </w:tcPr>
@@ -27829,7 +27827,7 @@
         <w:trPr/>
         <w:tc>
           <w:tcPr>
-            <w:tcW w:w="951" w:type="dxa"/>
+            <w:tcW w:w="1248" w:type="dxa"/>
             <w:tcBorders/>
             <w:vAlign w:val="center"/>
           </w:tcPr>
@@ -27850,7 +27848,7 @@
         </w:tc>
         <w:tc>
           <w:tcPr>
-            <w:tcW w:w="2948" w:type="dxa"/>
+            <w:tcW w:w="3633" w:type="dxa"/>
             <w:tcBorders/>
             <w:vAlign w:val="center"/>
           </w:tcPr>
@@ -27871,7 +27869,7 @@
         </w:tc>
         <w:tc>
           <w:tcPr>
-            <w:tcW w:w="4008" w:type="dxa"/>
+            <w:tcW w:w="4864" w:type="dxa"/>
             <w:tcBorders/>
             <w:vAlign w:val="center"/>
           </w:tcPr>
@@ -27895,7 +27893,7 @@
         <w:trPr/>
         <w:tc>
           <w:tcPr>
-            <w:tcW w:w="951" w:type="dxa"/>
+            <w:tcW w:w="1248" w:type="dxa"/>
             <w:tcBorders/>
             <w:vAlign w:val="center"/>
           </w:tcPr>
@@ -27916,7 +27914,7 @@
         </w:tc>
         <w:tc>
           <w:tcPr>
-            <w:tcW w:w="2948" w:type="dxa"/>
+            <w:tcW w:w="3633" w:type="dxa"/>
             <w:tcBorders/>
             <w:vAlign w:val="center"/>
           </w:tcPr>
@@ -27937,7 +27935,7 @@
         </w:tc>
         <w:tc>
           <w:tcPr>
-            <w:tcW w:w="4008" w:type="dxa"/>
+            <w:tcW w:w="4864" w:type="dxa"/>
             <w:tcBorders/>
             <w:vAlign w:val="center"/>
           </w:tcPr>
@@ -27963,7 +27961,7 @@
         <w:trPr/>
         <w:tc>
           <w:tcPr>
-            <w:tcW w:w="951" w:type="dxa"/>
+            <w:tcW w:w="1248" w:type="dxa"/>
             <w:tcBorders/>
             <w:vAlign w:val="center"/>
           </w:tcPr>
@@ -27984,7 +27982,7 @@
         </w:tc>
         <w:tc>
           <w:tcPr>
-            <w:tcW w:w="2948" w:type="dxa"/>
+            <w:tcW w:w="3633" w:type="dxa"/>
             <w:tcBorders/>
             <w:vAlign w:val="center"/>
           </w:tcPr>
@@ -28005,7 +28003,7 @@
         </w:tc>
         <w:tc>
           <w:tcPr>
-            <w:tcW w:w="4008" w:type="dxa"/>
+            <w:tcW w:w="4864" w:type="dxa"/>
             <w:tcBorders/>
             <w:vAlign w:val="center"/>
           </w:tcPr>
@@ -28029,7 +28027,7 @@
         <w:trPr/>
         <w:tc>
           <w:tcPr>
-            <w:tcW w:w="951" w:type="dxa"/>
+            <w:tcW w:w="1248" w:type="dxa"/>
             <w:tcBorders/>
             <w:vAlign w:val="center"/>
           </w:tcPr>
@@ -28050,7 +28048,7 @@
         </w:tc>
         <w:tc>
           <w:tcPr>
-            <w:tcW w:w="2948" w:type="dxa"/>
+            <w:tcW w:w="3633" w:type="dxa"/>
             <w:tcBorders/>
             <w:vAlign w:val="center"/>
           </w:tcPr>
@@ -28071,7 +28069,7 @@
         </w:tc>
         <w:tc>
           <w:tcPr>
-            <w:tcW w:w="4008" w:type="dxa"/>
+            <w:tcW w:w="4864" w:type="dxa"/>
             <w:tcBorders/>
             <w:vAlign w:val="center"/>
           </w:tcPr>
@@ -28095,7 +28093,7 @@
         <w:trPr/>
         <w:tc>
           <w:tcPr>
-            <w:tcW w:w="951" w:type="dxa"/>
+            <w:tcW w:w="1248" w:type="dxa"/>
             <w:tcBorders/>
             <w:vAlign w:val="center"/>
           </w:tcPr>
@@ -28116,7 +28114,7 @@
         </w:tc>
         <w:tc>
           <w:tcPr>
-            <w:tcW w:w="2948" w:type="dxa"/>
+            <w:tcW w:w="3633" w:type="dxa"/>
             <w:tcBorders/>
             <w:vAlign w:val="center"/>
           </w:tcPr>
@@ -28137,7 +28135,7 @@
         </w:tc>
         <w:tc>
           <w:tcPr>
-            <w:tcW w:w="4008" w:type="dxa"/>
+            <w:tcW w:w="4864" w:type="dxa"/>
             <w:tcBorders/>
             <w:vAlign w:val="center"/>
           </w:tcPr>
@@ -28171,7 +28169,7 @@
         <w:trPr/>
         <w:tc>
           <w:tcPr>
-            <w:tcW w:w="951" w:type="dxa"/>
+            <w:tcW w:w="1248" w:type="dxa"/>
             <w:tcBorders/>
             <w:vAlign w:val="center"/>
           </w:tcPr>
@@ -28192,7 +28190,7 @@
         </w:tc>
         <w:tc>
           <w:tcPr>
-            <w:tcW w:w="2948" w:type="dxa"/>
+            <w:tcW w:w="3633" w:type="dxa"/>
             <w:tcBorders/>
             <w:vAlign w:val="center"/>
           </w:tcPr>
@@ -28223,7 +28221,7 @@
         </w:tc>
         <w:tc>
           <w:tcPr>
-            <w:tcW w:w="4008" w:type="dxa"/>
+            <w:tcW w:w="4864" w:type="dxa"/>
             <w:tcBorders/>
             <w:vAlign w:val="center"/>
           </w:tcPr>
@@ -28247,7 +28245,7 @@
         <w:trPr/>
         <w:tc>
           <w:tcPr>
-            <w:tcW w:w="951" w:type="dxa"/>
+            <w:tcW w:w="1248" w:type="dxa"/>
             <w:tcBorders/>
             <w:vAlign w:val="center"/>
           </w:tcPr>
@@ -28268,7 +28266,7 @@
         </w:tc>
         <w:tc>
           <w:tcPr>
-            <w:tcW w:w="2948" w:type="dxa"/>
+            <w:tcW w:w="3633" w:type="dxa"/>
             <w:tcBorders/>
             <w:vAlign w:val="center"/>
           </w:tcPr>
@@ -28295,7 +28293,7 @@
         </w:tc>
         <w:tc>
           <w:tcPr>
-            <w:tcW w:w="4008" w:type="dxa"/>
+            <w:tcW w:w="4864" w:type="dxa"/>
             <w:tcBorders/>
             <w:vAlign w:val="center"/>
           </w:tcPr>
@@ -29991,26 +29989,26 @@
     </w:p>
     <w:tbl>
       <w:tblPr>
-        <w:tblW w:w="8499" w:type="dxa"/>
+        <w:tblW w:w="5000" w:type="pct"/>
         <w:jc w:val="start"/>
         <w:tblInd w:w="0" w:type="dxa"/>
         <w:tblLayout w:type="fixed"/>
         <w:tblCellMar>
-          <w:top w:w="28" w:type="dxa"/>
-          <w:start w:w="28" w:type="dxa"/>
-          <w:bottom w:w="28" w:type="dxa"/>
-          <w:end w:w="28" w:type="dxa"/>
+          <w:top w:w="90" w:type="dxa"/>
+          <w:start w:w="90" w:type="dxa"/>
+          <w:bottom w:w="90" w:type="dxa"/>
+          <w:end w:w="90" w:type="dxa"/>
         </w:tblCellMar>
       </w:tblPr>
       <w:tblGrid>
-        <w:gridCol w:w="4328"/>
-        <w:gridCol w:w="4171"/>
+        <w:gridCol w:w="4978"/>
+        <w:gridCol w:w="4767"/>
       </w:tblGrid>
       <w:tr>
         <w:trPr/>
         <w:tc>
           <w:tcPr>
-            <w:tcW w:w="4328" w:type="dxa"/>
+            <w:tcW w:w="4978" w:type="dxa"/>
             <w:tcBorders/>
             <w:vAlign w:val="center"/>
           </w:tcPr>
@@ -30031,7 +30029,7 @@
         </w:tc>
         <w:tc>
           <w:tcPr>
-            <w:tcW w:w="4171" w:type="dxa"/>
+            <w:tcW w:w="4767" w:type="dxa"/>
             <w:tcBorders/>
             <w:vAlign w:val="center"/>
           </w:tcPr>
@@ -30055,7 +30053,7 @@
         <w:trPr/>
         <w:tc>
           <w:tcPr>
-            <w:tcW w:w="4328" w:type="dxa"/>
+            <w:tcW w:w="4978" w:type="dxa"/>
             <w:tcBorders/>
             <w:vAlign w:val="center"/>
           </w:tcPr>
@@ -30076,7 +30074,7 @@
         </w:tc>
         <w:tc>
           <w:tcPr>
-            <w:tcW w:w="4171" w:type="dxa"/>
+            <w:tcW w:w="4767" w:type="dxa"/>
             <w:tcBorders/>
             <w:vAlign w:val="center"/>
           </w:tcPr>
@@ -30100,7 +30098,7 @@
         <w:trPr/>
         <w:tc>
           <w:tcPr>
-            <w:tcW w:w="4328" w:type="dxa"/>
+            <w:tcW w:w="4978" w:type="dxa"/>
             <w:tcBorders/>
             <w:vAlign w:val="center"/>
           </w:tcPr>
@@ -30121,7 +30119,7 @@
         </w:tc>
         <w:tc>
           <w:tcPr>
-            <w:tcW w:w="4171" w:type="dxa"/>
+            <w:tcW w:w="4767" w:type="dxa"/>
             <w:tcBorders/>
             <w:vAlign w:val="center"/>
           </w:tcPr>
@@ -30145,7 +30143,7 @@
         <w:trPr/>
         <w:tc>
           <w:tcPr>
-            <w:tcW w:w="4328" w:type="dxa"/>
+            <w:tcW w:w="4978" w:type="dxa"/>
             <w:tcBorders/>
             <w:vAlign w:val="center"/>
           </w:tcPr>
@@ -30166,7 +30164,7 @@
         </w:tc>
         <w:tc>
           <w:tcPr>
-            <w:tcW w:w="4171" w:type="dxa"/>
+            <w:tcW w:w="4767" w:type="dxa"/>
             <w:tcBorders/>
             <w:vAlign w:val="center"/>
           </w:tcPr>
@@ -30190,7 +30188,7 @@
         <w:trPr/>
         <w:tc>
           <w:tcPr>
-            <w:tcW w:w="4328" w:type="dxa"/>
+            <w:tcW w:w="4978" w:type="dxa"/>
             <w:tcBorders/>
             <w:vAlign w:val="center"/>
           </w:tcPr>
@@ -30211,7 +30209,7 @@
         </w:tc>
         <w:tc>
           <w:tcPr>
-            <w:tcW w:w="4171" w:type="dxa"/>
+            <w:tcW w:w="4767" w:type="dxa"/>
             <w:tcBorders/>
             <w:vAlign w:val="center"/>
           </w:tcPr>
@@ -30235,7 +30233,7 @@
         <w:trPr/>
         <w:tc>
           <w:tcPr>
-            <w:tcW w:w="4328" w:type="dxa"/>
+            <w:tcW w:w="4978" w:type="dxa"/>
             <w:tcBorders/>
             <w:vAlign w:val="center"/>
           </w:tcPr>
@@ -30256,7 +30254,7 @@
         </w:tc>
         <w:tc>
           <w:tcPr>
-            <w:tcW w:w="4171" w:type="dxa"/>
+            <w:tcW w:w="4767" w:type="dxa"/>
             <w:tcBorders/>
             <w:vAlign w:val="center"/>
           </w:tcPr>
@@ -30632,26 +30630,26 @@
     </w:p>
     <w:tbl>
       <w:tblPr>
-        <w:tblW w:w="7906" w:type="dxa"/>
+        <w:tblW w:w="5000" w:type="pct"/>
         <w:jc w:val="start"/>
         <w:tblInd w:w="0" w:type="dxa"/>
         <w:tblLayout w:type="fixed"/>
         <w:tblCellMar>
-          <w:top w:w="28" w:type="dxa"/>
-          <w:start w:w="28" w:type="dxa"/>
-          <w:bottom w:w="28" w:type="dxa"/>
-          <w:end w:w="28" w:type="dxa"/>
+          <w:top w:w="90" w:type="dxa"/>
+          <w:start w:w="90" w:type="dxa"/>
+          <w:bottom w:w="90" w:type="dxa"/>
+          <w:end w:w="90" w:type="dxa"/>
         </w:tblCellMar>
       </w:tblPr>
       <w:tblGrid>
-        <w:gridCol w:w="3521"/>
-        <w:gridCol w:w="4385"/>
+        <w:gridCol w:w="4368"/>
+        <w:gridCol w:w="5377"/>
       </w:tblGrid>
       <w:tr>
         <w:trPr/>
         <w:tc>
           <w:tcPr>
-            <w:tcW w:w="3521" w:type="dxa"/>
+            <w:tcW w:w="4368" w:type="dxa"/>
             <w:tcBorders/>
             <w:vAlign w:val="center"/>
           </w:tcPr>
@@ -30672,7 +30670,7 @@
         </w:tc>
         <w:tc>
           <w:tcPr>
-            <w:tcW w:w="4385" w:type="dxa"/>
+            <w:tcW w:w="5377" w:type="dxa"/>
             <w:tcBorders/>
             <w:vAlign w:val="center"/>
           </w:tcPr>
@@ -30696,7 +30694,7 @@
         <w:trPr/>
         <w:tc>
           <w:tcPr>
-            <w:tcW w:w="3521" w:type="dxa"/>
+            <w:tcW w:w="4368" w:type="dxa"/>
             <w:tcBorders/>
             <w:vAlign w:val="center"/>
           </w:tcPr>
@@ -30717,7 +30715,7 @@
         </w:tc>
         <w:tc>
           <w:tcPr>
-            <w:tcW w:w="4385" w:type="dxa"/>
+            <w:tcW w:w="5377" w:type="dxa"/>
             <w:tcBorders/>
             <w:vAlign w:val="center"/>
           </w:tcPr>
@@ -30747,7 +30745,7 @@
         <w:trPr/>
         <w:tc>
           <w:tcPr>
-            <w:tcW w:w="3521" w:type="dxa"/>
+            <w:tcW w:w="4368" w:type="dxa"/>
             <w:tcBorders/>
             <w:vAlign w:val="center"/>
           </w:tcPr>
@@ -30768,7 +30766,7 @@
         </w:tc>
         <w:tc>
           <w:tcPr>
-            <w:tcW w:w="4385" w:type="dxa"/>
+            <w:tcW w:w="5377" w:type="dxa"/>
             <w:tcBorders/>
             <w:vAlign w:val="center"/>
           </w:tcPr>
@@ -30798,7 +30796,7 @@
         <w:trPr/>
         <w:tc>
           <w:tcPr>
-            <w:tcW w:w="3521" w:type="dxa"/>
+            <w:tcW w:w="4368" w:type="dxa"/>
             <w:tcBorders/>
             <w:vAlign w:val="center"/>
           </w:tcPr>
@@ -30819,7 +30817,7 @@
         </w:tc>
         <w:tc>
           <w:tcPr>
-            <w:tcW w:w="4385" w:type="dxa"/>
+            <w:tcW w:w="5377" w:type="dxa"/>
             <w:tcBorders/>
             <w:vAlign w:val="center"/>
           </w:tcPr>
@@ -30843,7 +30841,7 @@
         <w:trPr/>
         <w:tc>
           <w:tcPr>
-            <w:tcW w:w="3521" w:type="dxa"/>
+            <w:tcW w:w="4368" w:type="dxa"/>
             <w:tcBorders/>
             <w:vAlign w:val="center"/>
           </w:tcPr>
@@ -30864,7 +30862,7 @@
         </w:tc>
         <w:tc>
           <w:tcPr>
-            <w:tcW w:w="4385" w:type="dxa"/>
+            <w:tcW w:w="5377" w:type="dxa"/>
             <w:tcBorders/>
             <w:vAlign w:val="center"/>
           </w:tcPr>
@@ -30888,7 +30886,7 @@
         <w:trPr/>
         <w:tc>
           <w:tcPr>
-            <w:tcW w:w="3521" w:type="dxa"/>
+            <w:tcW w:w="4368" w:type="dxa"/>
             <w:tcBorders/>
             <w:vAlign w:val="center"/>
           </w:tcPr>
@@ -30909,7 +30907,7 @@
         </w:tc>
         <w:tc>
           <w:tcPr>
-            <w:tcW w:w="4385" w:type="dxa"/>
+            <w:tcW w:w="5377" w:type="dxa"/>
             <w:tcBorders/>
             <w:vAlign w:val="center"/>
           </w:tcPr>
@@ -30939,7 +30937,7 @@
         <w:trPr/>
         <w:tc>
           <w:tcPr>
-            <w:tcW w:w="3521" w:type="dxa"/>
+            <w:tcW w:w="4368" w:type="dxa"/>
             <w:tcBorders/>
             <w:vAlign w:val="center"/>
           </w:tcPr>
@@ -30960,7 +30958,7 @@
         </w:tc>
         <w:tc>
           <w:tcPr>
-            <w:tcW w:w="4385" w:type="dxa"/>
+            <w:tcW w:w="5377" w:type="dxa"/>
             <w:tcBorders/>
             <w:vAlign w:val="center"/>
           </w:tcPr>
@@ -30984,7 +30982,7 @@
         <w:trPr/>
         <w:tc>
           <w:tcPr>
-            <w:tcW w:w="3521" w:type="dxa"/>
+            <w:tcW w:w="4368" w:type="dxa"/>
             <w:tcBorders/>
             <w:vAlign w:val="center"/>
           </w:tcPr>
@@ -31015,7 +31013,7 @@
         </w:tc>
         <w:tc>
           <w:tcPr>
-            <w:tcW w:w="4385" w:type="dxa"/>
+            <w:tcW w:w="5377" w:type="dxa"/>
             <w:tcBorders/>
             <w:vAlign w:val="center"/>
           </w:tcPr>
@@ -31039,7 +31037,7 @@
         <w:trPr/>
         <w:tc>
           <w:tcPr>
-            <w:tcW w:w="3521" w:type="dxa"/>
+            <w:tcW w:w="4368" w:type="dxa"/>
             <w:tcBorders/>
             <w:vAlign w:val="center"/>
           </w:tcPr>
@@ -31066,7 +31064,7 @@
         </w:tc>
         <w:tc>
           <w:tcPr>
-            <w:tcW w:w="4385" w:type="dxa"/>
+            <w:tcW w:w="5377" w:type="dxa"/>
             <w:tcBorders/>
             <w:vAlign w:val="center"/>
           </w:tcPr>
@@ -32386,31 +32384,30 @@
     </w:p>
     <w:tbl>
       <w:tblPr>
-        <w:tblW w:w="9746" w:type="dxa"/>
+        <w:tblW w:w="5000" w:type="pct"/>
         <w:jc w:val="start"/>
         <w:tblInd w:w="0" w:type="dxa"/>
         <w:tblLayout w:type="fixed"/>
         <w:tblCellMar>
-          <w:top w:w="28" w:type="dxa"/>
-          <w:start w:w="28" w:type="dxa"/>
-          <w:bottom w:w="28" w:type="dxa"/>
-          <w:end w:w="28" w:type="dxa"/>
+          <w:top w:w="90" w:type="dxa"/>
+          <w:start w:w="90" w:type="dxa"/>
+          <w:bottom w:w="90" w:type="dxa"/>
+          <w:end w:w="90" w:type="dxa"/>
         </w:tblCellMar>
       </w:tblPr>
       <w:tblGrid>
-        <w:gridCol w:w="357"/>
-        <w:gridCol w:w="2676"/>
-        <w:gridCol w:w="1350"/>
-        <w:gridCol w:w="586"/>
-        <w:gridCol w:w="966"/>
-        <w:gridCol w:w="2415"/>
-        <w:gridCol w:w="1396"/>
+        <w:gridCol w:w="450"/>
+        <w:gridCol w:w="3698"/>
+        <w:gridCol w:w="628"/>
+        <w:gridCol w:w="719"/>
+        <w:gridCol w:w="1060"/>
+        <w:gridCol w:w="3191"/>
       </w:tblGrid>
       <w:tr>
         <w:trPr/>
         <w:tc>
           <w:tcPr>
-            <w:tcW w:w="357" w:type="dxa"/>
+            <w:tcW w:w="450" w:type="dxa"/>
             <w:tcBorders/>
             <w:vAlign w:val="center"/>
           </w:tcPr>
@@ -32431,7 +32428,7 @@
         </w:tc>
         <w:tc>
           <w:tcPr>
-            <w:tcW w:w="2676" w:type="dxa"/>
+            <w:tcW w:w="3698" w:type="dxa"/>
             <w:tcBorders/>
             <w:vAlign w:val="center"/>
           </w:tcPr>
@@ -32452,7 +32449,7 @@
         </w:tc>
         <w:tc>
           <w:tcPr>
-            <w:tcW w:w="1350" w:type="dxa"/>
+            <w:tcW w:w="628" w:type="dxa"/>
             <w:tcBorders/>
             <w:vAlign w:val="center"/>
           </w:tcPr>
@@ -32473,7 +32470,7 @@
         </w:tc>
         <w:tc>
           <w:tcPr>
-            <w:tcW w:w="586" w:type="dxa"/>
+            <w:tcW w:w="719" w:type="dxa"/>
             <w:tcBorders/>
             <w:vAlign w:val="center"/>
           </w:tcPr>
@@ -32494,7 +32491,7 @@
         </w:tc>
         <w:tc>
           <w:tcPr>
-            <w:tcW w:w="966" w:type="dxa"/>
+            <w:tcW w:w="1060" w:type="dxa"/>
             <w:tcBorders/>
             <w:vAlign w:val="center"/>
           </w:tcPr>
@@ -32515,7 +32512,7 @@
         </w:tc>
         <w:tc>
           <w:tcPr>
-            <w:tcW w:w="2415" w:type="dxa"/>
+            <w:tcW w:w="3191" w:type="dxa"/>
             <w:tcBorders/>
             <w:vAlign w:val="center"/>
           </w:tcPr>
@@ -32534,35 +32531,12 @@
             </w:r>
           </w:p>
         </w:tc>
-        <w:tc>
-          <w:tcPr>
-            <w:tcW w:w="1396" w:type="dxa"/>
-            <w:tcBorders/>
-          </w:tcPr>
-          <w:p>
-            <w:pPr>
-              <w:pStyle w:val="TableContents"/>
-              <w:bidi w:val="0"/>
-              <w:jc w:val="start"/>
-              <w:rPr>
-                <w:sz w:val="4"/>
-                <w:szCs w:val="4"/>
-              </w:rPr>
-            </w:pPr>
-            <w:r>
-              <w:rPr>
-                <w:sz w:val="4"/>
-                <w:szCs w:val="4"/>
-              </w:rPr>
-            </w:r>
-          </w:p>
-        </w:tc>
       </w:tr>
       <w:tr>
         <w:trPr/>
         <w:tc>
           <w:tcPr>
-            <w:tcW w:w="357" w:type="dxa"/>
+            <w:tcW w:w="450" w:type="dxa"/>
             <w:tcBorders/>
             <w:vAlign w:val="center"/>
           </w:tcPr>
@@ -32583,7 +32557,7 @@
         </w:tc>
         <w:tc>
           <w:tcPr>
-            <w:tcW w:w="2676" w:type="dxa"/>
+            <w:tcW w:w="3698" w:type="dxa"/>
             <w:tcBorders/>
             <w:vAlign w:val="center"/>
           </w:tcPr>
@@ -32630,7 +32604,7 @@
         </w:tc>
         <w:tc>
           <w:tcPr>
-            <w:tcW w:w="1350" w:type="dxa"/>
+            <w:tcW w:w="628" w:type="dxa"/>
             <w:tcBorders/>
             <w:vAlign w:val="center"/>
           </w:tcPr>
@@ -32651,7 +32625,7 @@
         </w:tc>
         <w:tc>
           <w:tcPr>
-            <w:tcW w:w="586" w:type="dxa"/>
+            <w:tcW w:w="719" w:type="dxa"/>
             <w:tcBorders/>
             <w:vAlign w:val="center"/>
           </w:tcPr>
@@ -32672,7 +32646,7 @@
         </w:tc>
         <w:tc>
           <w:tcPr>
-            <w:tcW w:w="966" w:type="dxa"/>
+            <w:tcW w:w="1060" w:type="dxa"/>
             <w:tcBorders/>
             <w:vAlign w:val="center"/>
           </w:tcPr>
@@ -32695,7 +32669,7 @@
         </w:tc>
         <w:tc>
           <w:tcPr>
-            <w:tcW w:w="2415" w:type="dxa"/>
+            <w:tcW w:w="3191" w:type="dxa"/>
             <w:tcBorders/>
             <w:vAlign w:val="center"/>
           </w:tcPr>
@@ -32714,35 +32688,12 @@
             </w:r>
           </w:p>
         </w:tc>
-        <w:tc>
-          <w:tcPr>
-            <w:tcW w:w="1396" w:type="dxa"/>
-            <w:tcBorders/>
-          </w:tcPr>
-          <w:p>
-            <w:pPr>
-              <w:pStyle w:val="TableContents"/>
-              <w:bidi w:val="0"/>
-              <w:jc w:val="start"/>
-              <w:rPr>
-                <w:sz w:val="4"/>
-                <w:szCs w:val="4"/>
-              </w:rPr>
-            </w:pPr>
-            <w:r>
-              <w:rPr>
-                <w:sz w:val="4"/>
-                <w:szCs w:val="4"/>
-              </w:rPr>
-            </w:r>
-          </w:p>
-        </w:tc>
       </w:tr>
       <w:tr>
         <w:trPr/>
         <w:tc>
           <w:tcPr>
-            <w:tcW w:w="357" w:type="dxa"/>
+            <w:tcW w:w="450" w:type="dxa"/>
             <w:tcBorders/>
             <w:vAlign w:val="center"/>
           </w:tcPr>
@@ -32763,7 +32714,7 @@
         </w:tc>
         <w:tc>
           <w:tcPr>
-            <w:tcW w:w="2676" w:type="dxa"/>
+            <w:tcW w:w="3698" w:type="dxa"/>
             <w:tcBorders/>
             <w:vAlign w:val="center"/>
           </w:tcPr>
@@ -32796,7 +32747,7 @@
         </w:tc>
         <w:tc>
           <w:tcPr>
-            <w:tcW w:w="1350" w:type="dxa"/>
+            <w:tcW w:w="628" w:type="dxa"/>
             <w:tcBorders/>
             <w:vAlign w:val="center"/>
           </w:tcPr>
@@ -32817,7 +32768,7 @@
         </w:tc>
         <w:tc>
           <w:tcPr>
-            <w:tcW w:w="586" w:type="dxa"/>
+            <w:tcW w:w="719" w:type="dxa"/>
             <w:tcBorders/>
             <w:vAlign w:val="center"/>
           </w:tcPr>
@@ -32838,7 +32789,7 @@
         </w:tc>
         <w:tc>
           <w:tcPr>
-            <w:tcW w:w="966" w:type="dxa"/>
+            <w:tcW w:w="1060" w:type="dxa"/>
             <w:tcBorders/>
             <w:vAlign w:val="center"/>
           </w:tcPr>
@@ -32861,7 +32812,7 @@
         </w:tc>
         <w:tc>
           <w:tcPr>
-            <w:tcW w:w="2415" w:type="dxa"/>
+            <w:tcW w:w="3191" w:type="dxa"/>
             <w:tcBorders/>
             <w:vAlign w:val="center"/>
           </w:tcPr>
@@ -32880,35 +32831,12 @@
             </w:r>
           </w:p>
         </w:tc>
-        <w:tc>
-          <w:tcPr>
-            <w:tcW w:w="1396" w:type="dxa"/>
-            <w:tcBorders/>
-          </w:tcPr>
-          <w:p>
-            <w:pPr>
-              <w:pStyle w:val="TableContents"/>
-              <w:bidi w:val="0"/>
-              <w:jc w:val="start"/>
-              <w:rPr>
-                <w:sz w:val="4"/>
-                <w:szCs w:val="4"/>
-              </w:rPr>
-            </w:pPr>
-            <w:r>
-              <w:rPr>
-                <w:sz w:val="4"/>
-                <w:szCs w:val="4"/>
-              </w:rPr>
-            </w:r>
-          </w:p>
-        </w:tc>
       </w:tr>
       <w:tr>
         <w:trPr/>
         <w:tc>
           <w:tcPr>
-            <w:tcW w:w="357" w:type="dxa"/>
+            <w:tcW w:w="450" w:type="dxa"/>
             <w:tcBorders/>
             <w:vAlign w:val="center"/>
           </w:tcPr>
@@ -32929,7 +32857,7 @@
         </w:tc>
         <w:tc>
           <w:tcPr>
-            <w:tcW w:w="2676" w:type="dxa"/>
+            <w:tcW w:w="3698" w:type="dxa"/>
             <w:tcBorders/>
             <w:vAlign w:val="center"/>
           </w:tcPr>
@@ -32943,14 +32871,27 @@
               <w:rPr/>
             </w:pPr>
             <w:r>
-              <w:rPr/>
-              <w:t>**`number \</w:t>
+              <w:rPr>
+                <w:rStyle w:val="SourceText"/>
+                <w:b/>
+              </w:rPr>
+              <w:t>number | null</w:t>
+            </w:r>
+            <w:r>
+              <w:rPr>
+                <w:b/>
+              </w:rPr>
+              <w:t xml:space="preserve"> through the violation path</w:t>
+            </w:r>
+            <w:r>
+              <w:rPr/>
+              <w:t xml:space="preserve"> + a "no data" render</w:t>
             </w:r>
           </w:p>
         </w:tc>
         <w:tc>
           <w:tcPr>
-            <w:tcW w:w="1350" w:type="dxa"/>
+            <w:tcW w:w="628" w:type="dxa"/>
             <w:tcBorders/>
             <w:vAlign w:val="center"/>
           </w:tcPr>
@@ -32965,13 +32906,13 @@
             </w:pPr>
             <w:r>
               <w:rPr/>
-              <w:t>null` through the violation path** + a "no data" render</w:t>
+              <w:t>10</w:t>
             </w:r>
           </w:p>
         </w:tc>
         <w:tc>
           <w:tcPr>
-            <w:tcW w:w="586" w:type="dxa"/>
+            <w:tcW w:w="719" w:type="dxa"/>
             <w:tcBorders/>
             <w:vAlign w:val="center"/>
           </w:tcPr>
@@ -32986,34 +32927,13 @@
             </w:pPr>
             <w:r>
               <w:rPr/>
-              <w:t>10</w:t>
+              <w:t>~4 lines</w:t>
             </w:r>
           </w:p>
         </w:tc>
         <w:tc>
           <w:tcPr>
-            <w:tcW w:w="966" w:type="dxa"/>
-            <w:tcBorders/>
-            <w:vAlign w:val="center"/>
-          </w:tcPr>
-          <w:p>
-            <w:pPr>
-              <w:pStyle w:val="TableContents"/>
-              <w:widowControl w:val="false"/>
-              <w:suppressLineNumbers/>
-              <w:bidi w:val="0"/>
-              <w:jc w:val="start"/>
-              <w:rPr/>
-            </w:pPr>
-            <w:r>
-              <w:rPr/>
-              <w:t>~4 lines</w:t>
-            </w:r>
-          </w:p>
-        </w:tc>
-        <w:tc>
-          <w:tcPr>
-            <w:tcW w:w="2415" w:type="dxa"/>
+            <w:tcW w:w="1060" w:type="dxa"/>
             <w:tcBorders/>
             <w:vAlign w:val="center"/>
           </w:tcPr>
@@ -33036,7 +32956,7 @@
         </w:tc>
         <w:tc>
           <w:tcPr>
-            <w:tcW w:w="1396" w:type="dxa"/>
+            <w:tcW w:w="3191" w:type="dxa"/>
             <w:tcBorders/>
             <w:vAlign w:val="center"/>
           </w:tcPr>
@@ -33060,7 +32980,7 @@
         <w:trPr/>
         <w:tc>
           <w:tcPr>
-            <w:tcW w:w="357" w:type="dxa"/>
+            <w:tcW w:w="450" w:type="dxa"/>
             <w:tcBorders/>
             <w:vAlign w:val="center"/>
           </w:tcPr>
@@ -33081,7 +33001,7 @@
         </w:tc>
         <w:tc>
           <w:tcPr>
-            <w:tcW w:w="2676" w:type="dxa"/>
+            <w:tcW w:w="3698" w:type="dxa"/>
             <w:tcBorders/>
             <w:vAlign w:val="center"/>
           </w:tcPr>
@@ -33104,7 +33024,7 @@
         </w:tc>
         <w:tc>
           <w:tcPr>
-            <w:tcW w:w="1350" w:type="dxa"/>
+            <w:tcW w:w="628" w:type="dxa"/>
             <w:tcBorders/>
             <w:vAlign w:val="center"/>
           </w:tcPr>
@@ -33125,7 +33045,7 @@
         </w:tc>
         <w:tc>
           <w:tcPr>
-            <w:tcW w:w="586" w:type="dxa"/>
+            <w:tcW w:w="719" w:type="dxa"/>
             <w:tcBorders/>
             <w:vAlign w:val="center"/>
           </w:tcPr>
@@ -33146,7 +33066,7 @@
         </w:tc>
         <w:tc>
           <w:tcPr>
-            <w:tcW w:w="966" w:type="dxa"/>
+            <w:tcW w:w="1060" w:type="dxa"/>
             <w:tcBorders/>
             <w:vAlign w:val="center"/>
           </w:tcPr>
@@ -33169,7 +33089,7 @@
         </w:tc>
         <w:tc>
           <w:tcPr>
-            <w:tcW w:w="2415" w:type="dxa"/>
+            <w:tcW w:w="3191" w:type="dxa"/>
             <w:tcBorders/>
             <w:vAlign w:val="center"/>
           </w:tcPr>
@@ -33188,35 +33108,12 @@
             </w:r>
           </w:p>
         </w:tc>
-        <w:tc>
-          <w:tcPr>
-            <w:tcW w:w="1396" w:type="dxa"/>
-            <w:tcBorders/>
-          </w:tcPr>
-          <w:p>
-            <w:pPr>
-              <w:pStyle w:val="TableContents"/>
-              <w:bidi w:val="0"/>
-              <w:jc w:val="start"/>
-              <w:rPr>
-                <w:sz w:val="4"/>
-                <w:szCs w:val="4"/>
-              </w:rPr>
-            </w:pPr>
-            <w:r>
-              <w:rPr>
-                <w:sz w:val="4"/>
-                <w:szCs w:val="4"/>
-              </w:rPr>
-            </w:r>
-          </w:p>
-        </w:tc>
       </w:tr>
       <w:tr>
         <w:trPr/>
         <w:tc>
           <w:tcPr>
-            <w:tcW w:w="357" w:type="dxa"/>
+            <w:tcW w:w="450" w:type="dxa"/>
             <w:tcBorders/>
             <w:vAlign w:val="center"/>
           </w:tcPr>
@@ -33237,7 +33134,7 @@
         </w:tc>
         <w:tc>
           <w:tcPr>
-            <w:tcW w:w="2676" w:type="dxa"/>
+            <w:tcW w:w="3698" w:type="dxa"/>
             <w:tcBorders/>
             <w:vAlign w:val="center"/>
           </w:tcPr>
@@ -33297,7 +33194,7 @@
         </w:tc>
         <w:tc>
           <w:tcPr>
-            <w:tcW w:w="1350" w:type="dxa"/>
+            <w:tcW w:w="628" w:type="dxa"/>
             <w:tcBorders/>
             <w:vAlign w:val="center"/>
           </w:tcPr>
@@ -33318,7 +33215,7 @@
         </w:tc>
         <w:tc>
           <w:tcPr>
-            <w:tcW w:w="586" w:type="dxa"/>
+            <w:tcW w:w="719" w:type="dxa"/>
             <w:tcBorders/>
             <w:vAlign w:val="center"/>
           </w:tcPr>
@@ -33339,7 +33236,7 @@
         </w:tc>
         <w:tc>
           <w:tcPr>
-            <w:tcW w:w="966" w:type="dxa"/>
+            <w:tcW w:w="1060" w:type="dxa"/>
             <w:tcBorders/>
             <w:vAlign w:val="center"/>
           </w:tcPr>
@@ -33360,7 +33257,7 @@
         </w:tc>
         <w:tc>
           <w:tcPr>
-            <w:tcW w:w="2415" w:type="dxa"/>
+            <w:tcW w:w="3191" w:type="dxa"/>
             <w:tcBorders/>
             <w:vAlign w:val="center"/>
           </w:tcPr>
@@ -33379,35 +33276,12 @@
             </w:r>
           </w:p>
         </w:tc>
-        <w:tc>
-          <w:tcPr>
-            <w:tcW w:w="1396" w:type="dxa"/>
-            <w:tcBorders/>
-          </w:tcPr>
-          <w:p>
-            <w:pPr>
-              <w:pStyle w:val="TableContents"/>
-              <w:bidi w:val="0"/>
-              <w:jc w:val="start"/>
-              <w:rPr>
-                <w:sz w:val="4"/>
-                <w:szCs w:val="4"/>
-              </w:rPr>
-            </w:pPr>
-            <w:r>
-              <w:rPr>
-                <w:sz w:val="4"/>
-                <w:szCs w:val="4"/>
-              </w:rPr>
-            </w:r>
-          </w:p>
-        </w:tc>
       </w:tr>
       <w:tr>
         <w:trPr/>
         <w:tc>
           <w:tcPr>
-            <w:tcW w:w="357" w:type="dxa"/>
+            <w:tcW w:w="450" w:type="dxa"/>
             <w:tcBorders/>
             <w:vAlign w:val="center"/>
           </w:tcPr>
@@ -33428,7 +33302,7 @@
         </w:tc>
         <w:tc>
           <w:tcPr>
-            <w:tcW w:w="2676" w:type="dxa"/>
+            <w:tcW w:w="3698" w:type="dxa"/>
             <w:tcBorders/>
             <w:vAlign w:val="center"/>
           </w:tcPr>
@@ -33472,7 +33346,7 @@
         </w:tc>
         <w:tc>
           <w:tcPr>
-            <w:tcW w:w="1350" w:type="dxa"/>
+            <w:tcW w:w="628" w:type="dxa"/>
             <w:tcBorders/>
             <w:vAlign w:val="center"/>
           </w:tcPr>
@@ -33493,7 +33367,7 @@
         </w:tc>
         <w:tc>
           <w:tcPr>
-            <w:tcW w:w="586" w:type="dxa"/>
+            <w:tcW w:w="719" w:type="dxa"/>
             <w:tcBorders/>
             <w:vAlign w:val="center"/>
           </w:tcPr>
@@ -33514,7 +33388,7 @@
         </w:tc>
         <w:tc>
           <w:tcPr>
-            <w:tcW w:w="966" w:type="dxa"/>
+            <w:tcW w:w="1060" w:type="dxa"/>
             <w:tcBorders/>
             <w:vAlign w:val="center"/>
           </w:tcPr>
@@ -33537,7 +33411,7 @@
         </w:tc>
         <w:tc>
           <w:tcPr>
-            <w:tcW w:w="2415" w:type="dxa"/>
+            <w:tcW w:w="3191" w:type="dxa"/>
             <w:tcBorders/>
             <w:vAlign w:val="center"/>
           </w:tcPr>
@@ -33556,35 +33430,12 @@
             </w:r>
           </w:p>
         </w:tc>
-        <w:tc>
-          <w:tcPr>
-            <w:tcW w:w="1396" w:type="dxa"/>
-            <w:tcBorders/>
-          </w:tcPr>
-          <w:p>
-            <w:pPr>
-              <w:pStyle w:val="TableContents"/>
-              <w:bidi w:val="0"/>
-              <w:jc w:val="start"/>
-              <w:rPr>
-                <w:sz w:val="4"/>
-                <w:szCs w:val="4"/>
-              </w:rPr>
-            </w:pPr>
-            <w:r>
-              <w:rPr>
-                <w:sz w:val="4"/>
-                <w:szCs w:val="4"/>
-              </w:rPr>
-            </w:r>
-          </w:p>
-        </w:tc>
       </w:tr>
       <w:tr>
         <w:trPr/>
         <w:tc>
           <w:tcPr>
-            <w:tcW w:w="357" w:type="dxa"/>
+            <w:tcW w:w="450" w:type="dxa"/>
             <w:tcBorders/>
             <w:vAlign w:val="center"/>
           </w:tcPr>
@@ -33605,7 +33456,7 @@
         </w:tc>
         <w:tc>
           <w:tcPr>
-            <w:tcW w:w="2676" w:type="dxa"/>
+            <w:tcW w:w="3698" w:type="dxa"/>
             <w:tcBorders/>
             <w:vAlign w:val="center"/>
           </w:tcPr>
@@ -33635,7 +33486,7 @@
         </w:tc>
         <w:tc>
           <w:tcPr>
-            <w:tcW w:w="1350" w:type="dxa"/>
+            <w:tcW w:w="628" w:type="dxa"/>
             <w:tcBorders/>
             <w:vAlign w:val="center"/>
           </w:tcPr>
@@ -33656,7 +33507,7 @@
         </w:tc>
         <w:tc>
           <w:tcPr>
-            <w:tcW w:w="586" w:type="dxa"/>
+            <w:tcW w:w="719" w:type="dxa"/>
             <w:tcBorders/>
             <w:vAlign w:val="center"/>
           </w:tcPr>
@@ -33677,7 +33528,7 @@
         </w:tc>
         <w:tc>
           <w:tcPr>
-            <w:tcW w:w="966" w:type="dxa"/>
+            <w:tcW w:w="1060" w:type="dxa"/>
             <w:tcBorders/>
             <w:vAlign w:val="center"/>
           </w:tcPr>
@@ -33698,7 +33549,7 @@
         </w:tc>
         <w:tc>
           <w:tcPr>
-            <w:tcW w:w="2415" w:type="dxa"/>
+            <w:tcW w:w="3191" w:type="dxa"/>
             <w:tcBorders/>
             <w:vAlign w:val="center"/>
           </w:tcPr>
@@ -33717,35 +33568,12 @@
             </w:r>
           </w:p>
         </w:tc>
-        <w:tc>
-          <w:tcPr>
-            <w:tcW w:w="1396" w:type="dxa"/>
-            <w:tcBorders/>
-          </w:tcPr>
-          <w:p>
-            <w:pPr>
-              <w:pStyle w:val="TableContents"/>
-              <w:bidi w:val="0"/>
-              <w:jc w:val="start"/>
-              <w:rPr>
-                <w:sz w:val="4"/>
-                <w:szCs w:val="4"/>
-              </w:rPr>
-            </w:pPr>
-            <w:r>
-              <w:rPr>
-                <w:sz w:val="4"/>
-                <w:szCs w:val="4"/>
-              </w:rPr>
-            </w:r>
-          </w:p>
-        </w:tc>
       </w:tr>
       <w:tr>
         <w:trPr/>
         <w:tc>
           <w:tcPr>
-            <w:tcW w:w="357" w:type="dxa"/>
+            <w:tcW w:w="450" w:type="dxa"/>
             <w:tcBorders/>
             <w:vAlign w:val="center"/>
           </w:tcPr>
@@ -33766,7 +33594,7 @@
         </w:tc>
         <w:tc>
           <w:tcPr>
-            <w:tcW w:w="2676" w:type="dxa"/>
+            <w:tcW w:w="3698" w:type="dxa"/>
             <w:tcBorders/>
             <w:vAlign w:val="center"/>
           </w:tcPr>
@@ -33789,7 +33617,7 @@
         </w:tc>
         <w:tc>
           <w:tcPr>
-            <w:tcW w:w="1350" w:type="dxa"/>
+            <w:tcW w:w="628" w:type="dxa"/>
             <w:tcBorders/>
             <w:vAlign w:val="center"/>
           </w:tcPr>
@@ -33810,7 +33638,7 @@
         </w:tc>
         <w:tc>
           <w:tcPr>
-            <w:tcW w:w="586" w:type="dxa"/>
+            <w:tcW w:w="719" w:type="dxa"/>
             <w:tcBorders/>
             <w:vAlign w:val="center"/>
           </w:tcPr>
@@ -33831,7 +33659,7 @@
         </w:tc>
         <w:tc>
           <w:tcPr>
-            <w:tcW w:w="966" w:type="dxa"/>
+            <w:tcW w:w="1060" w:type="dxa"/>
             <w:tcBorders/>
             <w:vAlign w:val="center"/>
           </w:tcPr>
@@ -33852,7 +33680,7 @@
         </w:tc>
         <w:tc>
           <w:tcPr>
-            <w:tcW w:w="2415" w:type="dxa"/>
+            <w:tcW w:w="3191" w:type="dxa"/>
             <w:tcBorders/>
             <w:vAlign w:val="center"/>
           </w:tcPr>
@@ -33871,35 +33699,12 @@
             </w:r>
           </w:p>
         </w:tc>
-        <w:tc>
-          <w:tcPr>
-            <w:tcW w:w="1396" w:type="dxa"/>
-            <w:tcBorders/>
-          </w:tcPr>
-          <w:p>
-            <w:pPr>
-              <w:pStyle w:val="TableContents"/>
-              <w:bidi w:val="0"/>
-              <w:jc w:val="start"/>
-              <w:rPr>
-                <w:sz w:val="4"/>
-                <w:szCs w:val="4"/>
-              </w:rPr>
-            </w:pPr>
-            <w:r>
-              <w:rPr>
-                <w:sz w:val="4"/>
-                <w:szCs w:val="4"/>
-              </w:rPr>
-            </w:r>
-          </w:p>
-        </w:tc>
       </w:tr>
       <w:tr>
         <w:trPr/>
         <w:tc>
           <w:tcPr>
-            <w:tcW w:w="357" w:type="dxa"/>
+            <w:tcW w:w="450" w:type="dxa"/>
             <w:tcBorders/>
             <w:vAlign w:val="center"/>
           </w:tcPr>
@@ -33920,7 +33725,7 @@
         </w:tc>
         <w:tc>
           <w:tcPr>
-            <w:tcW w:w="2676" w:type="dxa"/>
+            <w:tcW w:w="3698" w:type="dxa"/>
             <w:tcBorders/>
             <w:vAlign w:val="center"/>
           </w:tcPr>
@@ -33956,7 +33761,7 @@
         </w:tc>
         <w:tc>
           <w:tcPr>
-            <w:tcW w:w="1350" w:type="dxa"/>
+            <w:tcW w:w="628" w:type="dxa"/>
             <w:tcBorders/>
             <w:vAlign w:val="center"/>
           </w:tcPr>
@@ -33977,7 +33782,7 @@
         </w:tc>
         <w:tc>
           <w:tcPr>
-            <w:tcW w:w="586" w:type="dxa"/>
+            <w:tcW w:w="719" w:type="dxa"/>
             <w:tcBorders/>
             <w:vAlign w:val="center"/>
           </w:tcPr>
@@ -33998,7 +33803,7 @@
         </w:tc>
         <w:tc>
           <w:tcPr>
-            <w:tcW w:w="966" w:type="dxa"/>
+            <w:tcW w:w="1060" w:type="dxa"/>
             <w:tcBorders/>
             <w:vAlign w:val="center"/>
           </w:tcPr>
@@ -34021,7 +33826,7 @@
         </w:tc>
         <w:tc>
           <w:tcPr>
-            <w:tcW w:w="2415" w:type="dxa"/>
+            <w:tcW w:w="3191" w:type="dxa"/>
             <w:tcBorders/>
             <w:vAlign w:val="center"/>
           </w:tcPr>
@@ -34040,35 +33845,12 @@
             </w:r>
           </w:p>
         </w:tc>
-        <w:tc>
-          <w:tcPr>
-            <w:tcW w:w="1396" w:type="dxa"/>
-            <w:tcBorders/>
-          </w:tcPr>
-          <w:p>
-            <w:pPr>
-              <w:pStyle w:val="TableContents"/>
-              <w:bidi w:val="0"/>
-              <w:jc w:val="start"/>
-              <w:rPr>
-                <w:sz w:val="4"/>
-                <w:szCs w:val="4"/>
-              </w:rPr>
-            </w:pPr>
-            <w:r>
-              <w:rPr>
-                <w:sz w:val="4"/>
-                <w:szCs w:val="4"/>
-              </w:rPr>
-            </w:r>
-          </w:p>
-        </w:tc>
       </w:tr>
       <w:tr>
         <w:trPr/>
         <w:tc>
           <w:tcPr>
-            <w:tcW w:w="357" w:type="dxa"/>
+            <w:tcW w:w="450" w:type="dxa"/>
             <w:tcBorders/>
             <w:vAlign w:val="center"/>
           </w:tcPr>
@@ -34089,7 +33871,7 @@
         </w:tc>
         <w:tc>
           <w:tcPr>
-            <w:tcW w:w="2676" w:type="dxa"/>
+            <w:tcW w:w="3698" w:type="dxa"/>
             <w:tcBorders/>
             <w:vAlign w:val="center"/>
           </w:tcPr>
@@ -34132,7 +33914,7 @@
         </w:tc>
         <w:tc>
           <w:tcPr>
-            <w:tcW w:w="1350" w:type="dxa"/>
+            <w:tcW w:w="628" w:type="dxa"/>
             <w:tcBorders/>
             <w:vAlign w:val="center"/>
           </w:tcPr>
@@ -34153,7 +33935,7 @@
         </w:tc>
         <w:tc>
           <w:tcPr>
-            <w:tcW w:w="586" w:type="dxa"/>
+            <w:tcW w:w="719" w:type="dxa"/>
             <w:tcBorders/>
             <w:vAlign w:val="center"/>
           </w:tcPr>
@@ -34174,7 +33956,7 @@
         </w:tc>
         <w:tc>
           <w:tcPr>
-            <w:tcW w:w="966" w:type="dxa"/>
+            <w:tcW w:w="1060" w:type="dxa"/>
             <w:tcBorders/>
             <w:vAlign w:val="center"/>
           </w:tcPr>
@@ -34197,7 +33979,7 @@
         </w:tc>
         <w:tc>
           <w:tcPr>
-            <w:tcW w:w="2415" w:type="dxa"/>
+            <w:tcW w:w="3191" w:type="dxa"/>
             <w:tcBorders/>
             <w:vAlign w:val="center"/>
           </w:tcPr>
@@ -34216,35 +33998,12 @@
             </w:r>
           </w:p>
         </w:tc>
-        <w:tc>
-          <w:tcPr>
-            <w:tcW w:w="1396" w:type="dxa"/>
-            <w:tcBorders/>
-          </w:tcPr>
-          <w:p>
-            <w:pPr>
-              <w:pStyle w:val="TableContents"/>
-              <w:bidi w:val="0"/>
-              <w:jc w:val="start"/>
-              <w:rPr>
-                <w:sz w:val="4"/>
-                <w:szCs w:val="4"/>
-              </w:rPr>
-            </w:pPr>
-            <w:r>
-              <w:rPr>
-                <w:sz w:val="4"/>
-                <w:szCs w:val="4"/>
-              </w:rPr>
-            </w:r>
-          </w:p>
-        </w:tc>
       </w:tr>
       <w:tr>
         <w:trPr/>
         <w:tc>
           <w:tcPr>
-            <w:tcW w:w="357" w:type="dxa"/>
+            <w:tcW w:w="450" w:type="dxa"/>
             <w:tcBorders/>
             <w:vAlign w:val="center"/>
           </w:tcPr>
@@ -34265,7 +34024,7 @@
         </w:tc>
         <w:tc>
           <w:tcPr>
-            <w:tcW w:w="2676" w:type="dxa"/>
+            <w:tcW w:w="3698" w:type="dxa"/>
             <w:tcBorders/>
             <w:vAlign w:val="center"/>
           </w:tcPr>
@@ -34309,7 +34068,7 @@
         </w:tc>
         <w:tc>
           <w:tcPr>
-            <w:tcW w:w="1350" w:type="dxa"/>
+            <w:tcW w:w="628" w:type="dxa"/>
             <w:tcBorders/>
             <w:vAlign w:val="center"/>
           </w:tcPr>
@@ -34330,7 +34089,7 @@
         </w:tc>
         <w:tc>
           <w:tcPr>
-            <w:tcW w:w="586" w:type="dxa"/>
+            <w:tcW w:w="719" w:type="dxa"/>
             <w:tcBorders/>
             <w:vAlign w:val="center"/>
           </w:tcPr>
@@ -34351,7 +34110,7 @@
         </w:tc>
         <w:tc>
           <w:tcPr>
-            <w:tcW w:w="966" w:type="dxa"/>
+            <w:tcW w:w="1060" w:type="dxa"/>
             <w:tcBorders/>
             <w:vAlign w:val="center"/>
           </w:tcPr>
@@ -34372,7 +34131,7 @@
         </w:tc>
         <w:tc>
           <w:tcPr>
-            <w:tcW w:w="2415" w:type="dxa"/>
+            <w:tcW w:w="3191" w:type="dxa"/>
             <w:tcBorders/>
             <w:vAlign w:val="center"/>
           </w:tcPr>
@@ -34388,29 +34147,6 @@
             <w:r>
               <w:rPr/>
               <w:t>Nothing a user sees. Makes classes of defect unrepresentable.</w:t>
-            </w:r>
-          </w:p>
-        </w:tc>
-        <w:tc>
-          <w:tcPr>
-            <w:tcW w:w="1396" w:type="dxa"/>
-            <w:tcBorders/>
-          </w:tcPr>
-          <w:p>
-            <w:pPr>
-              <w:pStyle w:val="TableContents"/>
-              <w:bidi w:val="0"/>
-              <w:jc w:val="start"/>
-              <w:rPr>
-                <w:sz w:val="4"/>
-                <w:szCs w:val="4"/>
-              </w:rPr>
-            </w:pPr>
-            <w:r>
-              <w:rPr>
-                <w:sz w:val="4"/>
-                <w:szCs w:val="4"/>
-              </w:rPr>
             </w:r>
           </w:p>
         </w:tc>
@@ -38864,7 +38600,6 @@
       <w:rFonts w:ascii="Consolas" w:hAnsi="Consolas" w:eastAsia="Consolas" w:cs="Consolas"/>
       <w:sz w:val="18"/>
       <w:szCs w:val="18"/>
-      <w:shd w:fill="E3E3E6" w:val="clear"/>
     </w:rPr>
   </w:style>
   <w:style w:type="character" w:styleId="NumberingSymbols">
